--- a/Fase 2/Evidencias Proyecto/Evidencias de documentación/3. Análisis y diseño/SITRAFO_SEC-01_Diagramas_de_Secuencia.docx
+++ b/Fase 2/Evidencias Proyecto/Evidencias de documentación/3. Análisis y diseño/SITRAFO_SEC-01_Diagramas_de_Secuencia.docx
@@ -94,7 +94,7 @@
           <w:sz w:val="26"/>
           <w:szCs w:val="26"/>
         </w:rPr>
-        <w:t xml:space="preserve">SEC-01  ·  Versión 1.0</w:t>
+        <w:t xml:space="preserve">SEC-01  ·  Versión 1.1</w:t>
       </w:r>
     </w:p>
     <w:tbl>
@@ -362,7 +362,7 @@
                 <w:sz w:val="20"/>
                 <w:szCs w:val="20"/>
               </w:rPr>
-              <w:t xml:space="preserve">ERS-01; CU-01 Modelo de casos de uso; MER-01 v2.0</w:t>
+              <w:t xml:space="preserve">ERS-01; CU-01 Modelo de casos de uso; MER-01 v2.1</w:t>
             </w:r>
           </w:p>
         </w:tc>
@@ -866,7 +866,7 @@
                 <w:sz w:val="20"/>
                 <w:szCs w:val="20"/>
               </w:rPr>
-              <w:t xml:space="preserve">8 de octubre de 2026</w:t>
+              <w:t xml:space="preserve">10 de octubre de 2026</w:t>
             </w:r>
           </w:p>
         </w:tc>
@@ -3429,7 +3429,7 @@
                 <w:sz w:val="18"/>
                 <w:szCs w:val="18"/>
               </w:rPr>
-              <w:t xml:space="preserve">CU-OT-07, CU-OT-08, RN-11, RN-12</w:t>
+              <w:t xml:space="preserve">CU-CAL-03, CU-CAL-05, CU-CAL-07, CU-OT-07, CU-OT-08, RN-11, RN-12</w:t>
             </w:r>
           </w:p>
         </w:tc>
@@ -3550,7 +3550,7 @@
                 <w:sz w:val="18"/>
                 <w:szCs w:val="18"/>
               </w:rPr>
-              <w:t xml:space="preserve">RF-PAG-05, RF-COM-12, RF-INT-01 a 03</w:t>
+              <w:t xml:space="preserve">RF-PAG-03, RF-PAG-05, RF-COM-12, RF-INT-01 a 03</w:t>
             </w:r>
           </w:p>
         </w:tc>
@@ -7173,7 +7173,7 @@
                 <w:sz w:val="18"/>
                 <w:szCs w:val="18"/>
               </w:rPr>
-              <w:t xml:space="preserve">Verificar la calidad del producto y cerrar la orden de trabajo.</w:t>
+              <w:t xml:space="preserve">Verificar la calidad del producto, liberar la orden de trabajo y cerrarla.</w:t>
             </w:r>
           </w:p>
         </w:tc>
@@ -7362,7 +7362,7 @@
                 <w:sz w:val="18"/>
                 <w:szCs w:val="18"/>
               </w:rPr>
-              <w:t xml:space="preserve">Orden de trabajo cerrada y, si corresponde, saldo emitido al cliente.</w:t>
+              <w:t xml:space="preserve">Control aprobado, orden de trabajo liberada y luego cerrada y, si corresponde, saldo emitido al cliente.</w:t>
             </w:r>
           </w:p>
         </w:tc>
@@ -7425,7 +7425,7 @@
                 <w:sz w:val="18"/>
                 <w:szCs w:val="18"/>
               </w:rPr>
-              <w:t xml:space="preserve">CU-OT-07, CU-OT-08, RN-11, RN-12</w:t>
+              <w:t xml:space="preserve">CU-CAL-03, CU-CAL-05, CU-CAL-07, CU-OT-07, CU-OT-08, RN-11, RN-12</w:t>
             </w:r>
           </w:p>
         </w:tc>
@@ -7481,7 +7481,33 @@
         <w:spacing w:after="60"/>
       </w:pPr>
       <w:r>
-        <w:t xml:space="preserve">El cierre exige control ejecutado, puntos obligatorios con resultado y ninguna no conformidad abierta (RN-12), y justificación si la desviación de costo supera el umbral (RN-11).</w:t>
+        <w:t xml:space="preserve">Con todos los ensayos obligatorios conformes, el inspector aprueba el control (CU-CAL-07). Al aprobarse el último control pendiente, la orden pasa a «liberada» y se avisa por correo a producción.</w:t>
+      </w:r>
+    </w:p>
+    <w:p>
+      <w:pPr>
+        <w:pStyle w:val="ListParagraph"/>
+        <w:numPr>
+          <w:ilvl w:val="0"/>
+          <w:numId w:val="2"/>
+        </w:numPr>
+        <w:spacing w:after="60"/>
+      </w:pPr>
+      <w:r>
+        <w:t xml:space="preserve">Producción sólo puede cerrar una orden liberada: si sigue en control de calidad, el cierre se rechaza indicando que falta la aprobación del inspector.</w:t>
+      </w:r>
+    </w:p>
+    <w:p>
+      <w:pPr>
+        <w:pStyle w:val="ListParagraph"/>
+        <w:numPr>
+          <w:ilvl w:val="0"/>
+          <w:numId w:val="2"/>
+        </w:numPr>
+        <w:spacing w:after="60"/>
+      </w:pPr>
+      <w:r>
+        <w:t xml:space="preserve">El cierre exige además tareas terminadas, puntos obligatorios con resultado y ninguna no conformidad abierta (RN-12), y justificación si la desviación de costo supera el umbral configurado (RN-11).</w:t>
       </w:r>
     </w:p>
     <w:p>
@@ -7518,7 +7544,7 @@
       <w:r>
         <w:drawing>
           <wp:inline distT="0" distB="0" distL="0" distR="0">
-            <wp:extent cx="5724525" cy="5391150"/>
+            <wp:extent cx="5943600" cy="6457950"/>
             <wp:effectExtent t="0" r="0" b="0" l="0"/>
             <wp:docPr id="1" name="Figura 7. Diagrama de secuencia SEC-07: control de calidad y cierre de la orden de trabajo." descr="Figura 7. Diagrama de secuencia SEC-07: control de calidad y cierre de la orden de trabajo." title="Figura 7. Diagrama de secuencia SEC-07: control de calidad y cierre de la orden de trabajo."/>
             <wp:cNvGraphicFramePr>
@@ -7543,7 +7569,7 @@
                   <pic:spPr bwMode="auto">
                     <a:xfrm>
                       <a:off x="0" y="0"/>
-                      <a:ext cx="5724525" cy="5391150"/>
+                      <a:ext cx="5943600" cy="6457950"/>
                     </a:xfrm>
                     <a:prstGeom prst="rect">
                       <a:avLst/>
@@ -7577,7 +7603,7 @@
         <w:sectPr>
           <w:headerReference w:type="default" r:id="rId33"/>
           <w:footerReference w:type="default" r:id="rId34"/>
-          <w:pgSz w:w="15840" w:h="12240" w:orient="landscape"/>
+          <w:pgSz w:w="12240" w:h="15840" w:orient="portrait"/>
           <w:pgMar w:top="1440" w:right="1440" w:bottom="1440" w:left="1440" w:header="708" w:footer="708" w:gutter="0"/>
           <w:pgNumType/>
           <w:docGrid w:linePitch="360"/>
@@ -7731,7 +7757,7 @@
                 <w:sz w:val="18"/>
                 <w:szCs w:val="18"/>
               </w:rPr>
-              <w:t xml:space="preserve">Mantener actualizados los datos externos y vencer las cotizaciones expiradas sin intervención manual.</w:t>
+              <w:t xml:space="preserve">Mantener actualizados los datos externos, vencer las cotizaciones expiradas y conciliar los pagos pendientes sin intervención manual.</w:t>
             </w:r>
           </w:p>
         </w:tc>
@@ -7920,7 +7946,7 @@
                 <w:sz w:val="18"/>
                 <w:szCs w:val="18"/>
               </w:rPr>
-              <w:t xml:space="preserve">Indicadores y feriados al día, cotizaciones expiradas marcadas y registro de integraciones actualizado.</w:t>
+              <w:t xml:space="preserve">Indicadores y feriados al día, cotizaciones expiradas marcadas, pagos pendientes conciliados y registro de integraciones actualizado.</w:t>
             </w:r>
           </w:p>
         </w:tc>
@@ -7983,7 +8009,7 @@
                 <w:sz w:val="18"/>
                 <w:szCs w:val="18"/>
               </w:rPr>
-              <w:t xml:space="preserve">RF-PAG-05, RF-COM-12, RF-INT-01 a 03</w:t>
+              <w:t xml:space="preserve">RF-PAG-03, RF-PAG-05, RF-COM-12, RF-INT-01 a 03</w:t>
             </w:r>
           </w:p>
         </w:tc>
@@ -8052,7 +8078,20 @@
         <w:spacing w:after="60"/>
       </w:pPr>
       <w:r>
-        <w:t xml:space="preserve">Cada tarea es independiente: la falla de un servicio externo no impide las demás.</w:t>
+        <w:t xml:space="preserve">Los pagos que quedaron pendientes de conciliación (por ejemplo, si el cliente cerró el navegador antes de volver de PayPal) se consultan de nuevo en la pasarela. Si PayPal confirma la captura y el monto coincide, el documento queda pagado, la orden avanza y se envía el correo de pago confirmado.</w:t>
+      </w:r>
+    </w:p>
+    <w:p>
+      <w:pPr>
+        <w:pStyle w:val="ListParagraph"/>
+        <w:numPr>
+          <w:ilvl w:val="0"/>
+          <w:numId w:val="2"/>
+        </w:numPr>
+        <w:spacing w:after="60"/>
+      </w:pPr>
+      <w:r>
+        <w:t xml:space="preserve">Cada tarea, y cada pago dentro de la conciliación, es independiente: la falla de un servicio externo no impide las demás.</w:t>
       </w:r>
     </w:p>
     <w:p>
@@ -8076,7 +8115,7 @@
       <w:r>
         <w:drawing>
           <wp:inline distT="0" distB="0" distL="0" distR="0">
-            <wp:extent cx="5619750" cy="5391150"/>
+            <wp:extent cx="5943600" cy="6619875"/>
             <wp:effectExtent t="0" r="0" b="0" l="0"/>
             <wp:docPr id="1" name="Figura 8. Diagrama de secuencia SEC-08: tareas automáticas diarias." descr="Figura 8. Diagrama de secuencia SEC-08: tareas automáticas diarias." title="Figura 8. Diagrama de secuencia SEC-08: tareas automáticas diarias."/>
             <wp:cNvGraphicFramePr>
@@ -8101,7 +8140,7 @@
                   <pic:spPr bwMode="auto">
                     <a:xfrm>
                       <a:off x="0" y="0"/>
-                      <a:ext cx="5619750" cy="5391150"/>
+                      <a:ext cx="5943600" cy="6619875"/>
                     </a:xfrm>
                     <a:prstGeom prst="rect">
                       <a:avLst/>
@@ -8135,7 +8174,7 @@
         <w:sectPr>
           <w:headerReference w:type="default" r:id="rId37"/>
           <w:footerReference w:type="default" r:id="rId38"/>
-          <w:pgSz w:w="15840" w:h="12240" w:orient="landscape"/>
+          <w:pgSz w:w="12240" w:h="15840" w:orient="portrait"/>
           <w:pgMar w:top="1440" w:right="1440" w:bottom="1440" w:left="1440" w:header="708" w:footer="708" w:gutter="0"/>
           <w:pgNumType/>
           <w:docGrid w:linePitch="360"/>
@@ -8955,6 +8994,127 @@
                 <w:szCs w:val="20"/>
               </w:rPr>
               <w:t xml:space="preserve">Versión inicial, elaborada a partir del código implementado en la Fase 2.</w:t>
+            </w:r>
+          </w:p>
+        </w:tc>
+      </w:tr>
+      <w:tr>
+        <w:trPr>
+          <w:cantSplit/>
+        </w:trPr>
+        <w:tc>
+          <w:tcPr>
+            <w:tcW w:type="dxa" w:w="1000"/>
+            <w:tcBorders>
+              <w:top w:val="single" w:color="8496B0" w:sz="4"/>
+              <w:left w:val="single" w:color="8496B0" w:sz="4"/>
+              <w:bottom w:val="single" w:color="8496B0" w:sz="4"/>
+              <w:right w:val="single" w:color="8496B0" w:sz="4"/>
+            </w:tcBorders>
+            <w:tcMar>
+              <w:top w:type="dxa" w:w="50"/>
+              <w:left w:type="dxa" w:w="90"/>
+              <w:bottom w:type="dxa" w:w="50"/>
+              <w:right w:type="dxa" w:w="90"/>
+            </w:tcMar>
+          </w:tcPr>
+          <w:p>
+            <w:r>
+              <w:rPr>
+                <w:rFonts w:ascii="Calibri" w:cs="Calibri" w:eastAsia="Calibri" w:hAnsi="Calibri"/>
+                <w:b w:val="false"/>
+                <w:bCs w:val="false"/>
+                <w:sz w:val="20"/>
+                <w:szCs w:val="20"/>
+              </w:rPr>
+              <w:t xml:space="preserve">1.1</w:t>
+            </w:r>
+          </w:p>
+        </w:tc>
+        <w:tc>
+          <w:tcPr>
+            <w:tcW w:type="dxa" w:w="1500"/>
+            <w:tcBorders>
+              <w:top w:val="single" w:color="8496B0" w:sz="4"/>
+              <w:left w:val="single" w:color="8496B0" w:sz="4"/>
+              <w:bottom w:val="single" w:color="8496B0" w:sz="4"/>
+              <w:right w:val="single" w:color="8496B0" w:sz="4"/>
+            </w:tcBorders>
+            <w:tcMar>
+              <w:top w:type="dxa" w:w="50"/>
+              <w:left w:type="dxa" w:w="90"/>
+              <w:bottom w:type="dxa" w:w="50"/>
+              <w:right w:type="dxa" w:w="90"/>
+            </w:tcMar>
+          </w:tcPr>
+          <w:p>
+            <w:r>
+              <w:rPr>
+                <w:rFonts w:ascii="Calibri" w:cs="Calibri" w:eastAsia="Calibri" w:hAnsi="Calibri"/>
+                <w:b w:val="false"/>
+                <w:bCs w:val="false"/>
+                <w:sz w:val="20"/>
+                <w:szCs w:val="20"/>
+              </w:rPr>
+              <w:t xml:space="preserve">10-10-2026</w:t>
+            </w:r>
+          </w:p>
+        </w:tc>
+        <w:tc>
+          <w:tcPr>
+            <w:tcW w:type="dxa" w:w="2300"/>
+            <w:tcBorders>
+              <w:top w:val="single" w:color="8496B0" w:sz="4"/>
+              <w:left w:val="single" w:color="8496B0" w:sz="4"/>
+              <w:bottom w:val="single" w:color="8496B0" w:sz="4"/>
+              <w:right w:val="single" w:color="8496B0" w:sz="4"/>
+            </w:tcBorders>
+            <w:tcMar>
+              <w:top w:type="dxa" w:w="50"/>
+              <w:left w:type="dxa" w:w="90"/>
+              <w:bottom w:type="dxa" w:w="50"/>
+              <w:right w:type="dxa" w:w="90"/>
+            </w:tcMar>
+          </w:tcPr>
+          <w:p>
+            <w:r>
+              <w:rPr>
+                <w:rFonts w:ascii="Calibri" w:cs="Calibri" w:eastAsia="Calibri" w:hAnsi="Calibri"/>
+                <w:b w:val="false"/>
+                <w:bCs w:val="false"/>
+                <w:sz w:val="20"/>
+                <w:szCs w:val="20"/>
+              </w:rPr>
+              <w:t xml:space="preserve">Benjamín Delgado Bravo</w:t>
+            </w:r>
+          </w:p>
+        </w:tc>
+        <w:tc>
+          <w:tcPr>
+            <w:tcW w:type="dxa" w:w="4560"/>
+            <w:tcBorders>
+              <w:top w:val="single" w:color="8496B0" w:sz="4"/>
+              <w:left w:val="single" w:color="8496B0" w:sz="4"/>
+              <w:bottom w:val="single" w:color="8496B0" w:sz="4"/>
+              <w:right w:val="single" w:color="8496B0" w:sz="4"/>
+            </w:tcBorders>
+            <w:tcMar>
+              <w:top w:type="dxa" w:w="50"/>
+              <w:left w:type="dxa" w:w="90"/>
+              <w:bottom w:type="dxa" w:w="50"/>
+              <w:right w:type="dxa" w:w="90"/>
+            </w:tcMar>
+          </w:tcPr>
+          <w:p>
+            <w:r>
+              <w:rPr>
+                <w:rFonts w:ascii="Calibri" w:cs="Calibri" w:eastAsia="Calibri" w:hAnsi="Calibri"/>
+                <w:b w:val="false"/>
+                <w:bCs w:val="false"/>
+                <w:sz w:val="20"/>
+                <w:szCs w:val="20"/>
+              </w:rPr>
+              <w:t xml:space="preserve">SEC-07: se agrega la aprobación del control por el inspector, el estado «liberada» y el aviso a producción; el cierre exige la orden liberada. SEC-08: se agrega la conciliación diaria de pagos pendientes con PayPal.</w:t>
             </w:r>
           </w:p>
         </w:tc>
@@ -9582,7 +9742,7 @@
         <w:sz w:val="16"/>
         <w:szCs w:val="16"/>
       </w:rPr>
-      <w:t xml:space="preserve">SITRAFO · SEC-01 Diagramas de Secuencia · v1.0</w:t>
+      <w:t xml:space="preserve">SITRAFO · SEC-01 Diagramas de Secuencia · v1.1</w:t>
     </w:r>
   </w:p>
 </w:hdr>
@@ -9602,7 +9762,7 @@
         <w:sz w:val="16"/>
         <w:szCs w:val="16"/>
       </w:rPr>
-      <w:t xml:space="preserve">SITRAFO · SEC-01 Diagramas de Secuencia · v1.0</w:t>
+      <w:t xml:space="preserve">SITRAFO · SEC-01 Diagramas de Secuencia · v1.1</w:t>
     </w:r>
   </w:p>
 </w:hdr>
@@ -9622,7 +9782,7 @@
         <w:sz w:val="16"/>
         <w:szCs w:val="16"/>
       </w:rPr>
-      <w:t xml:space="preserve">SITRAFO · SEC-01 Diagramas de Secuencia · v1.0</w:t>
+      <w:t xml:space="preserve">SITRAFO · SEC-01 Diagramas de Secuencia · v1.1</w:t>
     </w:r>
   </w:p>
 </w:hdr>
@@ -9642,7 +9802,7 @@
         <w:sz w:val="16"/>
         <w:szCs w:val="16"/>
       </w:rPr>
-      <w:t xml:space="preserve">SITRAFO · SEC-01 Diagramas de Secuencia · v1.0</w:t>
+      <w:t xml:space="preserve">SITRAFO · SEC-01 Diagramas de Secuencia · v1.1</w:t>
     </w:r>
   </w:p>
 </w:hdr>
@@ -9662,7 +9822,7 @@
         <w:sz w:val="16"/>
         <w:szCs w:val="16"/>
       </w:rPr>
-      <w:t xml:space="preserve">SITRAFO · SEC-01 Diagramas de Secuencia · v1.0</w:t>
+      <w:t xml:space="preserve">SITRAFO · SEC-01 Diagramas de Secuencia · v1.1</w:t>
     </w:r>
   </w:p>
 </w:hdr>
@@ -9682,7 +9842,7 @@
         <w:sz w:val="16"/>
         <w:szCs w:val="16"/>
       </w:rPr>
-      <w:t xml:space="preserve">SITRAFO · SEC-01 Diagramas de Secuencia · v1.0</w:t>
+      <w:t xml:space="preserve">SITRAFO · SEC-01 Diagramas de Secuencia · v1.1</w:t>
     </w:r>
   </w:p>
 </w:hdr>
@@ -9702,7 +9862,7 @@
         <w:sz w:val="16"/>
         <w:szCs w:val="16"/>
       </w:rPr>
-      <w:t xml:space="preserve">SITRAFO · SEC-01 Diagramas de Secuencia · v1.0</w:t>
+      <w:t xml:space="preserve">SITRAFO · SEC-01 Diagramas de Secuencia · v1.1</w:t>
     </w:r>
   </w:p>
 </w:hdr>
@@ -9722,7 +9882,7 @@
         <w:sz w:val="16"/>
         <w:szCs w:val="16"/>
       </w:rPr>
-      <w:t xml:space="preserve">SITRAFO · SEC-01 Diagramas de Secuencia · v1.0</w:t>
+      <w:t xml:space="preserve">SITRAFO · SEC-01 Diagramas de Secuencia · v1.1</w:t>
     </w:r>
   </w:p>
 </w:hdr>
@@ -9742,7 +9902,7 @@
         <w:sz w:val="16"/>
         <w:szCs w:val="16"/>
       </w:rPr>
-      <w:t xml:space="preserve">SITRAFO · SEC-01 Diagramas de Secuencia · v1.0</w:t>
+      <w:t xml:space="preserve">SITRAFO · SEC-01 Diagramas de Secuencia · v1.1</w:t>
     </w:r>
   </w:p>
 </w:hdr>
@@ -9762,7 +9922,7 @@
         <w:sz w:val="16"/>
         <w:szCs w:val="16"/>
       </w:rPr>
-      <w:t xml:space="preserve">SITRAFO · SEC-01 Diagramas de Secuencia · v1.0</w:t>
+      <w:t xml:space="preserve">SITRAFO · SEC-01 Diagramas de Secuencia · v1.1</w:t>
     </w:r>
   </w:p>
 </w:hdr>
@@ -9782,7 +9942,7 @@
         <w:sz w:val="16"/>
         <w:szCs w:val="16"/>
       </w:rPr>
-      <w:t xml:space="preserve">SITRAFO · SEC-01 Diagramas de Secuencia · v1.0</w:t>
+      <w:t xml:space="preserve">SITRAFO · SEC-01 Diagramas de Secuencia · v1.1</w:t>
     </w:r>
   </w:p>
 </w:hdr>
@@ -9802,7 +9962,7 @@
         <w:sz w:val="16"/>
         <w:szCs w:val="16"/>
       </w:rPr>
-      <w:t xml:space="preserve">SITRAFO · SEC-01 Diagramas de Secuencia · v1.0</w:t>
+      <w:t xml:space="preserve">SITRAFO · SEC-01 Diagramas de Secuencia · v1.1</w:t>
     </w:r>
   </w:p>
 </w:hdr>
@@ -9822,7 +9982,7 @@
         <w:sz w:val="16"/>
         <w:szCs w:val="16"/>
       </w:rPr>
-      <w:t xml:space="preserve">SITRAFO · SEC-01 Diagramas de Secuencia · v1.0</w:t>
+      <w:t xml:space="preserve">SITRAFO · SEC-01 Diagramas de Secuencia · v1.1</w:t>
     </w:r>
   </w:p>
 </w:hdr>
@@ -9842,7 +10002,7 @@
         <w:sz w:val="16"/>
         <w:szCs w:val="16"/>
       </w:rPr>
-      <w:t xml:space="preserve">SITRAFO · SEC-01 Diagramas de Secuencia · v1.0</w:t>
+      <w:t xml:space="preserve">SITRAFO · SEC-01 Diagramas de Secuencia · v1.1</w:t>
     </w:r>
   </w:p>
 </w:hdr>
@@ -9862,7 +10022,7 @@
         <w:sz w:val="16"/>
         <w:szCs w:val="16"/>
       </w:rPr>
-      <w:t xml:space="preserve">SITRAFO · SEC-01 Diagramas de Secuencia · v1.0</w:t>
+      <w:t xml:space="preserve">SITRAFO · SEC-01 Diagramas de Secuencia · v1.1</w:t>
     </w:r>
   </w:p>
 </w:hdr>
@@ -9882,7 +10042,7 @@
         <w:sz w:val="16"/>
         <w:szCs w:val="16"/>
       </w:rPr>
-      <w:t xml:space="preserve">SITRAFO · SEC-01 Diagramas de Secuencia · v1.0</w:t>
+      <w:t xml:space="preserve">SITRAFO · SEC-01 Diagramas de Secuencia · v1.1</w:t>
     </w:r>
   </w:p>
 </w:hdr>
@@ -9902,7 +10062,7 @@
         <w:sz w:val="16"/>
         <w:szCs w:val="16"/>
       </w:rPr>
-      <w:t xml:space="preserve">SITRAFO · SEC-01 Diagramas de Secuencia · v1.0</w:t>
+      <w:t xml:space="preserve">SITRAFO · SEC-01 Diagramas de Secuencia · v1.1</w:t>
     </w:r>
   </w:p>
 </w:hdr>
@@ -9922,7 +10082,7 @@
         <w:sz w:val="16"/>
         <w:szCs w:val="16"/>
       </w:rPr>
-      <w:t xml:space="preserve">SITRAFO · SEC-01 Diagramas de Secuencia · v1.0</w:t>
+      <w:t xml:space="preserve">SITRAFO · SEC-01 Diagramas de Secuencia · v1.1</w:t>
     </w:r>
   </w:p>
 </w:hdr>
@@ -9942,7 +10102,7 @@
         <w:sz w:val="16"/>
         <w:szCs w:val="16"/>
       </w:rPr>
-      <w:t xml:space="preserve">SITRAFO · SEC-01 Diagramas de Secuencia · v1.0</w:t>
+      <w:t xml:space="preserve">SITRAFO · SEC-01 Diagramas de Secuencia · v1.1</w:t>
     </w:r>
   </w:p>
 </w:hdr>

--- a/Fase 2/Evidencias Proyecto/Evidencias de documentación/3. Análisis y diseño/SITRAFO_SEC-01_Diagramas_de_Secuencia.docx
+++ b/Fase 2/Evidencias Proyecto/Evidencias de documentación/3. Análisis y diseño/SITRAFO_SEC-01_Diagramas_de_Secuencia.docx
@@ -94,7 +94,7 @@
           <w:sz w:val="26"/>
           <w:szCs w:val="26"/>
         </w:rPr>
-        <w:t xml:space="preserve">SEC-01  ·  Versión 1.1</w:t>
+        <w:t xml:space="preserve">SEC-01  ·  Versión 1.2</w:t>
       </w:r>
     </w:p>
     <w:tbl>
@@ -362,7 +362,7 @@
                 <w:sz w:val="20"/>
                 <w:szCs w:val="20"/>
               </w:rPr>
-              <w:t xml:space="preserve">ERS-01; CU-01 Modelo de casos de uso; MER-01 v2.1</w:t>
+              <w:t xml:space="preserve">ERS-01; CU-01 Modelo de casos de uso v2.3; MER-01 v2.1</w:t>
             </w:r>
           </w:p>
         </w:tc>
@@ -425,7 +425,7 @@
                 <w:sz w:val="20"/>
                 <w:szCs w:val="20"/>
               </w:rPr>
-              <w:t xml:space="preserve">9</w:t>
+              <w:t xml:space="preserve">11</w:t>
             </w:r>
           </w:p>
         </w:tc>
@@ -866,7 +866,7 @@
                 <w:sz w:val="20"/>
                 <w:szCs w:val="20"/>
               </w:rPr>
-              <w:t xml:space="preserve">10 de octubre de 2026</w:t>
+              <w:t xml:space="preserve">19 de octubre de 2026</w:t>
             </w:r>
           </w:p>
         </w:tc>
@@ -1781,6 +1781,98 @@
                 <w:szCs w:val="18"/>
               </w:rPr>
               <w:t xml:space="preserve">Punto único de acceso a los datos para el escritorio. Autoriza cada operación con PermisoPorRol.</w:t>
+            </w:r>
+          </w:p>
+        </w:tc>
+      </w:tr>
+      <w:tr>
+        <w:trPr>
+          <w:cantSplit/>
+        </w:trPr>
+        <w:tc>
+          <w:tcPr>
+            <w:tcW w:type="dxa" w:w="2300"/>
+            <w:tcBorders>
+              <w:top w:val="single" w:color="8496B0" w:sz="4"/>
+              <w:left w:val="single" w:color="8496B0" w:sz="4"/>
+              <w:bottom w:val="single" w:color="8496B0" w:sz="4"/>
+              <w:right w:val="single" w:color="8496B0" w:sz="4"/>
+            </w:tcBorders>
+            <w:tcMar>
+              <w:top w:type="dxa" w:w="50"/>
+              <w:left w:type="dxa" w:w="90"/>
+              <w:bottom w:type="dxa" w:w="50"/>
+              <w:right w:type="dxa" w:w="90"/>
+            </w:tcMar>
+          </w:tcPr>
+          <w:p>
+            <w:r>
+              <w:rPr>
+                <w:rFonts w:ascii="Calibri" w:cs="Calibri" w:eastAsia="Calibri" w:hAnsi="Calibri"/>
+                <w:b w:val="false"/>
+                <w:bCs w:val="false"/>
+                <w:sz w:val="18"/>
+                <w:szCs w:val="18"/>
+              </w:rPr>
+              <w:t xml:space="preserve">API pública</w:t>
+            </w:r>
+          </w:p>
+        </w:tc>
+        <w:tc>
+          <w:tcPr>
+            <w:tcW w:type="dxa" w:w="2500"/>
+            <w:tcBorders>
+              <w:top w:val="single" w:color="8496B0" w:sz="4"/>
+              <w:left w:val="single" w:color="8496B0" w:sz="4"/>
+              <w:bottom w:val="single" w:color="8496B0" w:sz="4"/>
+              <w:right w:val="single" w:color="8496B0" w:sz="4"/>
+            </w:tcBorders>
+            <w:tcMar>
+              <w:top w:type="dxa" w:w="50"/>
+              <w:left w:type="dxa" w:w="90"/>
+              <w:bottom w:type="dxa" w:w="50"/>
+              <w:right w:type="dxa" w:w="90"/>
+            </w:tcMar>
+          </w:tcPr>
+          <w:p>
+            <w:r>
+              <w:rPr>
+                <w:rFonts w:ascii="Calibri" w:cs="Calibri" w:eastAsia="Calibri" w:hAnsi="Calibri"/>
+                <w:b w:val="false"/>
+                <w:bCs w:val="false"/>
+                <w:sz w:val="18"/>
+                <w:szCs w:val="18"/>
+              </w:rPr>
+              <w:t xml:space="preserve">Django REST Framework, clave de API (X-API-Key), drf-spectacular</w:t>
+            </w:r>
+          </w:p>
+        </w:tc>
+        <w:tc>
+          <w:tcPr>
+            <w:tcW w:type="dxa" w:w="4560"/>
+            <w:tcBorders>
+              <w:top w:val="single" w:color="8496B0" w:sz="4"/>
+              <w:left w:val="single" w:color="8496B0" w:sz="4"/>
+              <w:bottom w:val="single" w:color="8496B0" w:sz="4"/>
+              <w:right w:val="single" w:color="8496B0" w:sz="4"/>
+            </w:tcBorders>
+            <w:tcMar>
+              <w:top w:type="dxa" w:w="50"/>
+              <w:left w:type="dxa" w:w="90"/>
+              <w:bottom w:type="dxa" w:w="50"/>
+              <w:right w:type="dxa" w:w="90"/>
+            </w:tcMar>
+          </w:tcPr>
+          <w:p>
+            <w:r>
+              <w:rPr>
+                <w:rFonts w:ascii="Calibri" w:cs="Calibri" w:eastAsia="Calibri" w:hAnsi="Calibri"/>
+                <w:b w:val="false"/>
+                <w:bCs w:val="false"/>
+                <w:sz w:val="18"/>
+                <w:szCs w:val="18"/>
+              </w:rPr>
+              <w:t xml:space="preserve">Servicios para terceros y para el portal: seguimiento de pedidos y cotizador. Autoriza por clave y servicio, limita a 60 consultas por minuto y registra cada consulta.</w:t>
             </w:r>
           </w:p>
         </w:tc>
@@ -3672,6 +3764,248 @@
                 <w:szCs w:val="18"/>
               </w:rPr>
               <w:t xml:space="preserve">RF-ADM-01, RF-ADM-02, RF-ADM-07</w:t>
+            </w:r>
+          </w:p>
+        </w:tc>
+      </w:tr>
+      <w:tr>
+        <w:trPr>
+          <w:cantSplit/>
+        </w:trPr>
+        <w:tc>
+          <w:tcPr>
+            <w:tcW w:type="dxa" w:w="1000"/>
+            <w:tcBorders>
+              <w:top w:val="single" w:color="8496B0" w:sz="4"/>
+              <w:left w:val="single" w:color="8496B0" w:sz="4"/>
+              <w:bottom w:val="single" w:color="8496B0" w:sz="4"/>
+              <w:right w:val="single" w:color="8496B0" w:sz="4"/>
+            </w:tcBorders>
+            <w:tcMar>
+              <w:top w:type="dxa" w:w="50"/>
+              <w:left w:type="dxa" w:w="90"/>
+              <w:bottom w:type="dxa" w:w="50"/>
+              <w:right w:type="dxa" w:w="90"/>
+            </w:tcMar>
+          </w:tcPr>
+          <w:p>
+            <w:r>
+              <w:rPr>
+                <w:rFonts w:ascii="Calibri" w:cs="Calibri" w:eastAsia="Calibri" w:hAnsi="Calibri"/>
+                <w:b w:val="false"/>
+                <w:bCs w:val="false"/>
+                <w:sz w:val="18"/>
+                <w:szCs w:val="18"/>
+              </w:rPr>
+              <w:t xml:space="preserve">SEC-10</w:t>
+            </w:r>
+          </w:p>
+        </w:tc>
+        <w:tc>
+          <w:tcPr>
+            <w:tcW w:type="dxa" w:w="3600"/>
+            <w:tcBorders>
+              <w:top w:val="single" w:color="8496B0" w:sz="4"/>
+              <w:left w:val="single" w:color="8496B0" w:sz="4"/>
+              <w:bottom w:val="single" w:color="8496B0" w:sz="4"/>
+              <w:right w:val="single" w:color="8496B0" w:sz="4"/>
+            </w:tcBorders>
+            <w:tcMar>
+              <w:top w:type="dxa" w:w="50"/>
+              <w:left w:type="dxa" w:w="90"/>
+              <w:bottom w:type="dxa" w:w="50"/>
+              <w:right w:type="dxa" w:w="90"/>
+            </w:tcMar>
+          </w:tcPr>
+          <w:p>
+            <w:r>
+              <w:rPr>
+                <w:rFonts w:ascii="Calibri" w:cs="Calibri" w:eastAsia="Calibri" w:hAnsi="Calibri"/>
+                <w:b w:val="false"/>
+                <w:bCs w:val="false"/>
+                <w:sz w:val="18"/>
+                <w:szCs w:val="18"/>
+              </w:rPr>
+              <w:t xml:space="preserve">Consulta del seguimiento de un pedido por la API pública</w:t>
+            </w:r>
+          </w:p>
+        </w:tc>
+        <w:tc>
+          <w:tcPr>
+            <w:tcW w:type="dxa" w:w="2200"/>
+            <w:tcBorders>
+              <w:top w:val="single" w:color="8496B0" w:sz="4"/>
+              <w:left w:val="single" w:color="8496B0" w:sz="4"/>
+              <w:bottom w:val="single" w:color="8496B0" w:sz="4"/>
+              <w:right w:val="single" w:color="8496B0" w:sz="4"/>
+            </w:tcBorders>
+            <w:tcMar>
+              <w:top w:type="dxa" w:w="50"/>
+              <w:left w:type="dxa" w:w="90"/>
+              <w:bottom w:type="dxa" w:w="50"/>
+              <w:right w:type="dxa" w:w="90"/>
+            </w:tcMar>
+          </w:tcPr>
+          <w:p>
+            <w:r>
+              <w:rPr>
+                <w:rFonts w:ascii="Calibri" w:cs="Calibri" w:eastAsia="Calibri" w:hAnsi="Calibri"/>
+                <w:b w:val="false"/>
+                <w:bCs w:val="false"/>
+                <w:sz w:val="18"/>
+                <w:szCs w:val="18"/>
+              </w:rPr>
+              <w:t xml:space="preserve">Cliente o sistema externo</w:t>
+            </w:r>
+          </w:p>
+        </w:tc>
+        <w:tc>
+          <w:tcPr>
+            <w:tcW w:type="dxa" w:w="2560"/>
+            <w:tcBorders>
+              <w:top w:val="single" w:color="8496B0" w:sz="4"/>
+              <w:left w:val="single" w:color="8496B0" w:sz="4"/>
+              <w:bottom w:val="single" w:color="8496B0" w:sz="4"/>
+              <w:right w:val="single" w:color="8496B0" w:sz="4"/>
+            </w:tcBorders>
+            <w:tcMar>
+              <w:top w:type="dxa" w:w="50"/>
+              <w:left w:type="dxa" w:w="90"/>
+              <w:bottom w:type="dxa" w:w="50"/>
+              <w:right w:type="dxa" w:w="90"/>
+            </w:tcMar>
+          </w:tcPr>
+          <w:p>
+            <w:r>
+              <w:rPr>
+                <w:rFonts w:ascii="Calibri" w:cs="Calibri" w:eastAsia="Calibri" w:hAnsi="Calibri"/>
+                <w:b w:val="false"/>
+                <w:bCs w:val="false"/>
+                <w:sz w:val="18"/>
+                <w:szCs w:val="18"/>
+              </w:rPr>
+              <w:t xml:space="preserve">CU-REP-06, RF-OT-12, RF-INT-04, RN-16</w:t>
+            </w:r>
+          </w:p>
+        </w:tc>
+      </w:tr>
+      <w:tr>
+        <w:trPr>
+          <w:cantSplit/>
+        </w:trPr>
+        <w:tc>
+          <w:tcPr>
+            <w:tcW w:type="dxa" w:w="1000"/>
+            <w:tcBorders>
+              <w:top w:val="single" w:color="8496B0" w:sz="4"/>
+              <w:left w:val="single" w:color="8496B0" w:sz="4"/>
+              <w:bottom w:val="single" w:color="8496B0" w:sz="4"/>
+              <w:right w:val="single" w:color="8496B0" w:sz="4"/>
+            </w:tcBorders>
+            <w:tcMar>
+              <w:top w:type="dxa" w:w="50"/>
+              <w:left w:type="dxa" w:w="90"/>
+              <w:bottom w:type="dxa" w:w="50"/>
+              <w:right w:type="dxa" w:w="90"/>
+            </w:tcMar>
+          </w:tcPr>
+          <w:p>
+            <w:r>
+              <w:rPr>
+                <w:rFonts w:ascii="Calibri" w:cs="Calibri" w:eastAsia="Calibri" w:hAnsi="Calibri"/>
+                <w:b w:val="false"/>
+                <w:bCs w:val="false"/>
+                <w:sz w:val="18"/>
+                <w:szCs w:val="18"/>
+              </w:rPr>
+              <w:t xml:space="preserve">SEC-11</w:t>
+            </w:r>
+          </w:p>
+        </w:tc>
+        <w:tc>
+          <w:tcPr>
+            <w:tcW w:type="dxa" w:w="3600"/>
+            <w:tcBorders>
+              <w:top w:val="single" w:color="8496B0" w:sz="4"/>
+              <w:left w:val="single" w:color="8496B0" w:sz="4"/>
+              <w:bottom w:val="single" w:color="8496B0" w:sz="4"/>
+              <w:right w:val="single" w:color="8496B0" w:sz="4"/>
+            </w:tcBorders>
+            <w:tcMar>
+              <w:top w:type="dxa" w:w="50"/>
+              <w:left w:type="dxa" w:w="90"/>
+              <w:bottom w:type="dxa" w:w="50"/>
+              <w:right w:type="dxa" w:w="90"/>
+            </w:tcMar>
+          </w:tcPr>
+          <w:p>
+            <w:r>
+              <w:rPr>
+                <w:rFonts w:ascii="Calibri" w:cs="Calibri" w:eastAsia="Calibri" w:hAnsi="Calibri"/>
+                <w:b w:val="false"/>
+                <w:bCs w:val="false"/>
+                <w:sz w:val="18"/>
+                <w:szCs w:val="18"/>
+              </w:rPr>
+              <w:t xml:space="preserve">Estimación de precio por la API del cotizador</w:t>
+            </w:r>
+          </w:p>
+        </w:tc>
+        <w:tc>
+          <w:tcPr>
+            <w:tcW w:type="dxa" w:w="2200"/>
+            <w:tcBorders>
+              <w:top w:val="single" w:color="8496B0" w:sz="4"/>
+              <w:left w:val="single" w:color="8496B0" w:sz="4"/>
+              <w:bottom w:val="single" w:color="8496B0" w:sz="4"/>
+              <w:right w:val="single" w:color="8496B0" w:sz="4"/>
+            </w:tcBorders>
+            <w:tcMar>
+              <w:top w:type="dxa" w:w="50"/>
+              <w:left w:type="dxa" w:w="90"/>
+              <w:bottom w:type="dxa" w:w="50"/>
+              <w:right w:type="dxa" w:w="90"/>
+            </w:tcMar>
+          </w:tcPr>
+          <w:p>
+            <w:r>
+              <w:rPr>
+                <w:rFonts w:ascii="Calibri" w:cs="Calibri" w:eastAsia="Calibri" w:hAnsi="Calibri"/>
+                <w:b w:val="false"/>
+                <w:bCs w:val="false"/>
+                <w:sz w:val="18"/>
+                <w:szCs w:val="18"/>
+              </w:rPr>
+              <w:t xml:space="preserve">Cliente o sistema externo</w:t>
+            </w:r>
+          </w:p>
+        </w:tc>
+        <w:tc>
+          <w:tcPr>
+            <w:tcW w:type="dxa" w:w="2560"/>
+            <w:tcBorders>
+              <w:top w:val="single" w:color="8496B0" w:sz="4"/>
+              <w:left w:val="single" w:color="8496B0" w:sz="4"/>
+              <w:bottom w:val="single" w:color="8496B0" w:sz="4"/>
+              <w:right w:val="single" w:color="8496B0" w:sz="4"/>
+            </w:tcBorders>
+            <w:tcMar>
+              <w:top w:type="dxa" w:w="50"/>
+              <w:left w:type="dxa" w:w="90"/>
+              <w:bottom w:type="dxa" w:w="50"/>
+              <w:right w:type="dxa" w:w="90"/>
+            </w:tcMar>
+          </w:tcPr>
+          <w:p>
+            <w:r>
+              <w:rPr>
+                <w:rFonts w:ascii="Calibri" w:cs="Calibri" w:eastAsia="Calibri" w:hAnsi="Calibri"/>
+                <w:b w:val="false"/>
+                <w:bCs w:val="false"/>
+                <w:sz w:val="18"/>
+                <w:szCs w:val="18"/>
+              </w:rPr>
+              <w:t xml:space="preserve">CU-REP-07, RF-COM-18, RF-INT-04, RN-03, RN-08</w:t>
             </w:r>
           </w:p>
         </w:tc>
@@ -8728,6 +9062,1148 @@
     </w:p>
     <w:p>
       <w:pPr>
+        <w:pStyle w:val="Heading2"/>
+      </w:pPr>
+      <w:r>
+        <w:t xml:space="preserve">4.10 SEC-10 — Consulta del seguimiento de un pedido por la API pública</w:t>
+      </w:r>
+    </w:p>
+    <w:tbl>
+      <w:tblPr>
+        <w:tblW w:type="dxa" w:w="9360"/>
+        <w:tblBorders>
+          <w:top w:val="single" w:color="auto" w:sz="4"/>
+          <w:left w:val="single" w:color="auto" w:sz="4"/>
+          <w:bottom w:val="single" w:color="auto" w:sz="4"/>
+          <w:right w:val="single" w:color="auto" w:sz="4"/>
+          <w:insideH w:val="single" w:color="auto" w:sz="4"/>
+          <w:insideV w:val="single" w:color="auto" w:sz="4"/>
+        </w:tblBorders>
+      </w:tblPr>
+      <w:tblGrid>
+        <w:gridCol w:w="2200"/>
+        <w:gridCol w:w="7160"/>
+      </w:tblGrid>
+      <w:tr>
+        <w:trPr>
+          <w:tblHeader/>
+        </w:trPr>
+        <w:tc>
+          <w:tcPr>
+            <w:tcW w:type="dxa" w:w="2200"/>
+            <w:tcBorders>
+              <w:top w:val="single" w:color="8496B0" w:sz="4"/>
+              <w:left w:val="single" w:color="8496B0" w:sz="4"/>
+              <w:bottom w:val="single" w:color="8496B0" w:sz="4"/>
+              <w:right w:val="single" w:color="8496B0" w:sz="4"/>
+            </w:tcBorders>
+            <w:shd w:fill="DCE4EF" w:color="auto" w:val="clear"/>
+            <w:tcMar>
+              <w:top w:type="dxa" w:w="50"/>
+              <w:left w:type="dxa" w:w="90"/>
+              <w:bottom w:type="dxa" w:w="50"/>
+              <w:right w:type="dxa" w:w="90"/>
+            </w:tcMar>
+          </w:tcPr>
+          <w:p>
+            <w:r>
+              <w:rPr>
+                <w:rFonts w:ascii="Calibri" w:cs="Calibri" w:eastAsia="Calibri" w:hAnsi="Calibri"/>
+                <w:b/>
+                <w:bCs/>
+                <w:sz w:val="18"/>
+                <w:szCs w:val="18"/>
+              </w:rPr>
+              <w:t xml:space="preserve">Elemento</w:t>
+            </w:r>
+          </w:p>
+        </w:tc>
+        <w:tc>
+          <w:tcPr>
+            <w:tcW w:type="dxa" w:w="7160"/>
+            <w:tcBorders>
+              <w:top w:val="single" w:color="8496B0" w:sz="4"/>
+              <w:left w:val="single" w:color="8496B0" w:sz="4"/>
+              <w:bottom w:val="single" w:color="8496B0" w:sz="4"/>
+              <w:right w:val="single" w:color="8496B0" w:sz="4"/>
+            </w:tcBorders>
+            <w:shd w:fill="DCE4EF" w:color="auto" w:val="clear"/>
+            <w:tcMar>
+              <w:top w:type="dxa" w:w="50"/>
+              <w:left w:type="dxa" w:w="90"/>
+              <w:bottom w:type="dxa" w:w="50"/>
+              <w:right w:type="dxa" w:w="90"/>
+            </w:tcMar>
+          </w:tcPr>
+          <w:p>
+            <w:r>
+              <w:rPr>
+                <w:rFonts w:ascii="Calibri" w:cs="Calibri" w:eastAsia="Calibri" w:hAnsi="Calibri"/>
+                <w:b/>
+                <w:bCs/>
+                <w:sz w:val="18"/>
+                <w:szCs w:val="18"/>
+              </w:rPr>
+              <w:t xml:space="preserve">Descripción</w:t>
+            </w:r>
+          </w:p>
+        </w:tc>
+      </w:tr>
+      <w:tr>
+        <w:trPr>
+          <w:cantSplit/>
+        </w:trPr>
+        <w:tc>
+          <w:tcPr>
+            <w:tcW w:type="dxa" w:w="2200"/>
+            <w:tcBorders>
+              <w:top w:val="single" w:color="8496B0" w:sz="4"/>
+              <w:left w:val="single" w:color="8496B0" w:sz="4"/>
+              <w:bottom w:val="single" w:color="8496B0" w:sz="4"/>
+              <w:right w:val="single" w:color="8496B0" w:sz="4"/>
+            </w:tcBorders>
+            <w:tcMar>
+              <w:top w:type="dxa" w:w="50"/>
+              <w:left w:type="dxa" w:w="90"/>
+              <w:bottom w:type="dxa" w:w="50"/>
+              <w:right w:type="dxa" w:w="90"/>
+            </w:tcMar>
+          </w:tcPr>
+          <w:p>
+            <w:r>
+              <w:rPr>
+                <w:rFonts w:ascii="Calibri" w:cs="Calibri" w:eastAsia="Calibri" w:hAnsi="Calibri"/>
+                <w:b w:val="false"/>
+                <w:bCs w:val="false"/>
+                <w:sz w:val="18"/>
+                <w:szCs w:val="18"/>
+              </w:rPr>
+              <w:t xml:space="preserve">Objetivo</w:t>
+            </w:r>
+          </w:p>
+        </w:tc>
+        <w:tc>
+          <w:tcPr>
+            <w:tcW w:type="dxa" w:w="7160"/>
+            <w:tcBorders>
+              <w:top w:val="single" w:color="8496B0" w:sz="4"/>
+              <w:left w:val="single" w:color="8496B0" w:sz="4"/>
+              <w:bottom w:val="single" w:color="8496B0" w:sz="4"/>
+              <w:right w:val="single" w:color="8496B0" w:sz="4"/>
+            </w:tcBorders>
+            <w:tcMar>
+              <w:top w:type="dxa" w:w="50"/>
+              <w:left w:type="dxa" w:w="90"/>
+              <w:bottom w:type="dxa" w:w="50"/>
+              <w:right w:type="dxa" w:w="90"/>
+            </w:tcMar>
+          </w:tcPr>
+          <w:p>
+            <w:r>
+              <w:rPr>
+                <w:rFonts w:ascii="Calibri" w:cs="Calibri" w:eastAsia="Calibri" w:hAnsi="Calibri"/>
+                <w:b w:val="false"/>
+                <w:bCs w:val="false"/>
+                <w:sz w:val="18"/>
+                <w:szCs w:val="18"/>
+              </w:rPr>
+              <w:t xml:space="preserve">Entregar al cliente o a un sistema externo la etapa, el avance, la fecha estimada de entrega y el historial de un pedido, sin iniciar sesión.</w:t>
+            </w:r>
+          </w:p>
+        </w:tc>
+      </w:tr>
+      <w:tr>
+        <w:trPr>
+          <w:cantSplit/>
+        </w:trPr>
+        <w:tc>
+          <w:tcPr>
+            <w:tcW w:type="dxa" w:w="2200"/>
+            <w:tcBorders>
+              <w:top w:val="single" w:color="8496B0" w:sz="4"/>
+              <w:left w:val="single" w:color="8496B0" w:sz="4"/>
+              <w:bottom w:val="single" w:color="8496B0" w:sz="4"/>
+              <w:right w:val="single" w:color="8496B0" w:sz="4"/>
+            </w:tcBorders>
+            <w:tcMar>
+              <w:top w:type="dxa" w:w="50"/>
+              <w:left w:type="dxa" w:w="90"/>
+              <w:bottom w:type="dxa" w:w="50"/>
+              <w:right w:type="dxa" w:w="90"/>
+            </w:tcMar>
+          </w:tcPr>
+          <w:p>
+            <w:r>
+              <w:rPr>
+                <w:rFonts w:ascii="Calibri" w:cs="Calibri" w:eastAsia="Calibri" w:hAnsi="Calibri"/>
+                <w:b w:val="false"/>
+                <w:bCs w:val="false"/>
+                <w:sz w:val="18"/>
+                <w:szCs w:val="18"/>
+              </w:rPr>
+              <w:t xml:space="preserve">Actor principal</w:t>
+            </w:r>
+          </w:p>
+        </w:tc>
+        <w:tc>
+          <w:tcPr>
+            <w:tcW w:type="dxa" w:w="7160"/>
+            <w:tcBorders>
+              <w:top w:val="single" w:color="8496B0" w:sz="4"/>
+              <w:left w:val="single" w:color="8496B0" w:sz="4"/>
+              <w:bottom w:val="single" w:color="8496B0" w:sz="4"/>
+              <w:right w:val="single" w:color="8496B0" w:sz="4"/>
+            </w:tcBorders>
+            <w:tcMar>
+              <w:top w:type="dxa" w:w="50"/>
+              <w:left w:type="dxa" w:w="90"/>
+              <w:bottom w:type="dxa" w:w="50"/>
+              <w:right w:type="dxa" w:w="90"/>
+            </w:tcMar>
+          </w:tcPr>
+          <w:p>
+            <w:r>
+              <w:rPr>
+                <w:rFonts w:ascii="Calibri" w:cs="Calibri" w:eastAsia="Calibri" w:hAnsi="Calibri"/>
+                <w:b w:val="false"/>
+                <w:bCs w:val="false"/>
+                <w:sz w:val="18"/>
+                <w:szCs w:val="18"/>
+              </w:rPr>
+              <w:t xml:space="preserve">Cliente (desde la página de seguimiento) o sistema externo</w:t>
+            </w:r>
+          </w:p>
+        </w:tc>
+      </w:tr>
+      <w:tr>
+        <w:trPr>
+          <w:cantSplit/>
+        </w:trPr>
+        <w:tc>
+          <w:tcPr>
+            <w:tcW w:type="dxa" w:w="2200"/>
+            <w:tcBorders>
+              <w:top w:val="single" w:color="8496B0" w:sz="4"/>
+              <w:left w:val="single" w:color="8496B0" w:sz="4"/>
+              <w:bottom w:val="single" w:color="8496B0" w:sz="4"/>
+              <w:right w:val="single" w:color="8496B0" w:sz="4"/>
+            </w:tcBorders>
+            <w:tcMar>
+              <w:top w:type="dxa" w:w="50"/>
+              <w:left w:type="dxa" w:w="90"/>
+              <w:bottom w:type="dxa" w:w="50"/>
+              <w:right w:type="dxa" w:w="90"/>
+            </w:tcMar>
+          </w:tcPr>
+          <w:p>
+            <w:r>
+              <w:rPr>
+                <w:rFonts w:ascii="Calibri" w:cs="Calibri" w:eastAsia="Calibri" w:hAnsi="Calibri"/>
+                <w:b w:val="false"/>
+                <w:bCs w:val="false"/>
+                <w:sz w:val="18"/>
+                <w:szCs w:val="18"/>
+              </w:rPr>
+              <w:t xml:space="preserve">Precondición</w:t>
+            </w:r>
+          </w:p>
+        </w:tc>
+        <w:tc>
+          <w:tcPr>
+            <w:tcW w:type="dxa" w:w="7160"/>
+            <w:tcBorders>
+              <w:top w:val="single" w:color="8496B0" w:sz="4"/>
+              <w:left w:val="single" w:color="8496B0" w:sz="4"/>
+              <w:bottom w:val="single" w:color="8496B0" w:sz="4"/>
+              <w:right w:val="single" w:color="8496B0" w:sz="4"/>
+            </w:tcBorders>
+            <w:tcMar>
+              <w:top w:type="dxa" w:w="50"/>
+              <w:left w:type="dxa" w:w="90"/>
+              <w:bottom w:type="dxa" w:w="50"/>
+              <w:right w:type="dxa" w:w="90"/>
+            </w:tcMar>
+          </w:tcPr>
+          <w:p>
+            <w:r>
+              <w:rPr>
+                <w:rFonts w:ascii="Calibri" w:cs="Calibri" w:eastAsia="Calibri" w:hAnsi="Calibri"/>
+                <w:b w:val="false"/>
+                <w:bCs w:val="false"/>
+                <w:sz w:val="18"/>
+                <w:szCs w:val="18"/>
+              </w:rPr>
+              <w:t xml:space="preserve">El consumidor tiene una clave de API con el servicio «seguimiento» y conoce el número de la orden y el código de seguimiento.</w:t>
+            </w:r>
+          </w:p>
+        </w:tc>
+      </w:tr>
+      <w:tr>
+        <w:trPr>
+          <w:cantSplit/>
+        </w:trPr>
+        <w:tc>
+          <w:tcPr>
+            <w:tcW w:type="dxa" w:w="2200"/>
+            <w:tcBorders>
+              <w:top w:val="single" w:color="8496B0" w:sz="4"/>
+              <w:left w:val="single" w:color="8496B0" w:sz="4"/>
+              <w:bottom w:val="single" w:color="8496B0" w:sz="4"/>
+              <w:right w:val="single" w:color="8496B0" w:sz="4"/>
+            </w:tcBorders>
+            <w:tcMar>
+              <w:top w:type="dxa" w:w="50"/>
+              <w:left w:type="dxa" w:w="90"/>
+              <w:bottom w:type="dxa" w:w="50"/>
+              <w:right w:type="dxa" w:w="90"/>
+            </w:tcMar>
+          </w:tcPr>
+          <w:p>
+            <w:r>
+              <w:rPr>
+                <w:rFonts w:ascii="Calibri" w:cs="Calibri" w:eastAsia="Calibri" w:hAnsi="Calibri"/>
+                <w:b w:val="false"/>
+                <w:bCs w:val="false"/>
+                <w:sz w:val="18"/>
+                <w:szCs w:val="18"/>
+              </w:rPr>
+              <w:t xml:space="preserve">Postcondición</w:t>
+            </w:r>
+          </w:p>
+        </w:tc>
+        <w:tc>
+          <w:tcPr>
+            <w:tcW w:type="dxa" w:w="7160"/>
+            <w:tcBorders>
+              <w:top w:val="single" w:color="8496B0" w:sz="4"/>
+              <w:left w:val="single" w:color="8496B0" w:sz="4"/>
+              <w:bottom w:val="single" w:color="8496B0" w:sz="4"/>
+              <w:right w:val="single" w:color="8496B0" w:sz="4"/>
+            </w:tcBorders>
+            <w:tcMar>
+              <w:top w:type="dxa" w:w="50"/>
+              <w:left w:type="dxa" w:w="90"/>
+              <w:bottom w:type="dxa" w:w="50"/>
+              <w:right w:type="dxa" w:w="90"/>
+            </w:tcMar>
+          </w:tcPr>
+          <w:p>
+            <w:r>
+              <w:rPr>
+                <w:rFonts w:ascii="Calibri" w:cs="Calibri" w:eastAsia="Calibri" w:hAnsi="Calibri"/>
+                <w:b w:val="false"/>
+                <w:bCs w:val="false"/>
+                <w:sz w:val="18"/>
+                <w:szCs w:val="18"/>
+              </w:rPr>
+              <w:t xml:space="preserve">Respuesta con el estado del pedido, sin montos ni datos del cliente; consulta registrada en log_integracion como api_seguimiento.</w:t>
+            </w:r>
+          </w:p>
+        </w:tc>
+      </w:tr>
+      <w:tr>
+        <w:trPr>
+          <w:cantSplit/>
+        </w:trPr>
+        <w:tc>
+          <w:tcPr>
+            <w:tcW w:type="dxa" w:w="2200"/>
+            <w:tcBorders>
+              <w:top w:val="single" w:color="8496B0" w:sz="4"/>
+              <w:left w:val="single" w:color="8496B0" w:sz="4"/>
+              <w:bottom w:val="single" w:color="8496B0" w:sz="4"/>
+              <w:right w:val="single" w:color="8496B0" w:sz="4"/>
+            </w:tcBorders>
+            <w:tcMar>
+              <w:top w:type="dxa" w:w="50"/>
+              <w:left w:type="dxa" w:w="90"/>
+              <w:bottom w:type="dxa" w:w="50"/>
+              <w:right w:type="dxa" w:w="90"/>
+            </w:tcMar>
+          </w:tcPr>
+          <w:p>
+            <w:r>
+              <w:rPr>
+                <w:rFonts w:ascii="Calibri" w:cs="Calibri" w:eastAsia="Calibri" w:hAnsi="Calibri"/>
+                <w:b w:val="false"/>
+                <w:bCs w:val="false"/>
+                <w:sz w:val="18"/>
+                <w:szCs w:val="18"/>
+              </w:rPr>
+              <w:t xml:space="preserve">Trazabilidad</w:t>
+            </w:r>
+          </w:p>
+        </w:tc>
+        <w:tc>
+          <w:tcPr>
+            <w:tcW w:type="dxa" w:w="7160"/>
+            <w:tcBorders>
+              <w:top w:val="single" w:color="8496B0" w:sz="4"/>
+              <w:left w:val="single" w:color="8496B0" w:sz="4"/>
+              <w:bottom w:val="single" w:color="8496B0" w:sz="4"/>
+              <w:right w:val="single" w:color="8496B0" w:sz="4"/>
+            </w:tcBorders>
+            <w:tcMar>
+              <w:top w:type="dxa" w:w="50"/>
+              <w:left w:type="dxa" w:w="90"/>
+              <w:bottom w:type="dxa" w:w="50"/>
+              <w:right w:type="dxa" w:w="90"/>
+            </w:tcMar>
+          </w:tcPr>
+          <w:p>
+            <w:r>
+              <w:rPr>
+                <w:rFonts w:ascii="Calibri" w:cs="Calibri" w:eastAsia="Calibri" w:hAnsi="Calibri"/>
+                <w:b w:val="false"/>
+                <w:bCs w:val="false"/>
+                <w:sz w:val="18"/>
+                <w:szCs w:val="18"/>
+              </w:rPr>
+              <w:t xml:space="preserve">CU-REP-06, RF-OT-09, RF-OT-12, RF-INT-04, RN-08, RN-16, RNF-21</w:t>
+            </w:r>
+          </w:p>
+        </w:tc>
+      </w:tr>
+    </w:tbl>
+    <w:p>
+      <w:pPr>
+        <w:spacing w:after="60"/>
+      </w:pPr>
+    </w:p>
+    <w:p>
+      <w:pPr>
+        <w:spacing w:after="120"/>
+        <w:jc w:val="both"/>
+      </w:pPr>
+      <w:r>
+        <w:t xml:space="preserve">Aspectos relevantes del flujo:</w:t>
+      </w:r>
+    </w:p>
+    <w:p>
+      <w:pPr>
+        <w:pStyle w:val="ListParagraph"/>
+        <w:numPr>
+          <w:ilvl w:val="0"/>
+          <w:numId w:val="2"/>
+        </w:numPr>
+        <w:spacing w:after="60"/>
+      </w:pPr>
+      <w:r>
+        <w:t xml:space="preserve">La autenticación por clave, el permiso por servicio y el límite por consumidor se aplican antes de tocar la base de datos.</w:t>
+      </w:r>
+    </w:p>
+    <w:p>
+      <w:pPr>
+        <w:pStyle w:val="ListParagraph"/>
+        <w:numPr>
+          <w:ilvl w:val="0"/>
+          <w:numId w:val="2"/>
+        </w:numPr>
+        <w:spacing w:after="60"/>
+      </w:pPr>
+      <w:r>
+        <w:t xml:space="preserve">El código de seguimiento no se almacena: se recalcula con HMAC-SHA256 y se compara con compare_digest, que tarda lo mismo aunque el código esté mal desde el primer carácter.</w:t>
+      </w:r>
+    </w:p>
+    <w:p>
+      <w:pPr>
+        <w:pStyle w:val="ListParagraph"/>
+        <w:numPr>
+          <w:ilvl w:val="0"/>
+          <w:numId w:val="2"/>
+        </w:numPr>
+        <w:spacing w:after="60"/>
+      </w:pPr>
+      <w:r>
+        <w:t xml:space="preserve">Un número inexistente y un código incorrecto producen el mismo 404, para que no se pueda averiguar qué pedidos existen.</w:t>
+      </w:r>
+    </w:p>
+    <w:p>
+      <w:pPr>
+        <w:pStyle w:val="ListParagraph"/>
+        <w:numPr>
+          <w:ilvl w:val="0"/>
+          <w:numId w:val="2"/>
+        </w:numPr>
+        <w:spacing w:after="60"/>
+      </w:pPr>
+      <w:r>
+        <w:t xml:space="preserve">La etapa la marca la orden de trabajo más atrasada; el avance durante la fabricación es 15 % más 60 % por el avance promedio de las órdenes de trabajo.</w:t>
+      </w:r>
+    </w:p>
+    <w:p>
+      <w:pPr>
+        <w:pStyle w:val="ListParagraph"/>
+        <w:numPr>
+          <w:ilvl w:val="0"/>
+          <w:numId w:val="2"/>
+        </w:numPr>
+        <w:spacing w:after="60"/>
+      </w:pPr>
+      <w:r>
+        <w:t xml:space="preserve">El registro de la consulta guarda la ruta y el consumidor, pero no el código de seguimiento.</w:t>
+      </w:r>
+    </w:p>
+    <w:p>
+      <w:pPr>
+        <w:sectPr>
+          <w:headerReference w:type="default" r:id="rId39"/>
+          <w:footerReference w:type="default" r:id="rId40"/>
+          <w:pgSz w:w="12240" w:h="15840" w:orient="portrait"/>
+          <w:pgMar w:top="1440" w:right="1440" w:bottom="1440" w:left="1440" w:header="708" w:footer="708" w:gutter="0"/>
+          <w:pgNumType/>
+          <w:docGrid w:linePitch="360"/>
+        </w:sectPr>
+      </w:pPr>
+    </w:p>
+    <w:p>
+      <w:pPr>
+        <w:keepNext/>
+        <w:spacing w:before="120"/>
+        <w:jc w:val="center"/>
+      </w:pPr>
+      <w:r>
+        <w:drawing>
+          <wp:inline distT="0" distB="0" distL="0" distR="0">
+            <wp:extent cx="7655441" cy="5486399"/>
+            <wp:effectExtent t="0" r="0" b="0" l="0"/>
+            <wp:docPr id="1" name="Figura 9. Diagrama de secuencia SEC-09: administración del canal web desde el escritorio." descr="Figura 10. Diagrama de secuencia SEC-10: consulta del seguimiento de un pedido por la API pública." title="Figura 10. Diagrama de secuencia SEC-10: consulta del seguimiento de un pedido por la API pública."/>
+            <wp:cNvGraphicFramePr>
+              <a:graphicFrameLocks xmlns:a="http://schemas.openxmlformats.org/drawingml/2006/main" noChangeAspect="1"/>
+            </wp:cNvGraphicFramePr>
+            <a:graphic xmlns:a="http://schemas.openxmlformats.org/drawingml/2006/main">
+              <a:graphicData uri="http://schemas.openxmlformats.org/drawingml/2006/picture">
+                <pic:pic xmlns:pic="http://schemas.openxmlformats.org/drawingml/2006/picture">
+                  <pic:nvPicPr>
+                    <pic:cNvPr id="0" name="" descr=""/>
+                    <pic:cNvPicPr>
+                      <a:picLocks noChangeAspect="1" noChangeArrowheads="1"/>
+                    </pic:cNvPicPr>
+                  </pic:nvPicPr>
+                  <pic:blipFill>
+                    <a:blip r:embed="rId55" cstate="none"/>
+                    <a:srcRect/>
+                    <a:stretch>
+                      <a:fillRect/>
+                    </a:stretch>
+                  </pic:blipFill>
+                  <pic:spPr bwMode="auto">
+                    <a:xfrm>
+                      <a:off x="0" y="0"/>
+                      <a:ext cx="7655441" cy="5486399"/>
+                    </a:xfrm>
+                    <a:prstGeom prst="rect">
+                      <a:avLst/>
+                    </a:prstGeom>
+                  </pic:spPr>
+                </pic:pic>
+              </a:graphicData>
+            </a:graphic>
+          </wp:inline>
+        </w:drawing>
+      </w:r>
+    </w:p>
+    <w:p>
+      <w:pPr>
+        <w:spacing w:after="200"/>
+        <w:jc w:val="center"/>
+      </w:pPr>
+      <w:r>
+        <w:rPr>
+          <w:i/>
+          <w:iCs/>
+          <w:color w:val="44546A"/>
+          <w:sz w:val="18"/>
+          <w:szCs w:val="18"/>
+        </w:rPr>
+        <w:t xml:space="preserve">Figura 10. Diagrama de secuencia SEC-10: consulta del seguimiento de un pedido por la API pública.</w:t>
+      </w:r>
+    </w:p>
+    <w:p>
+      <w:pPr>
+        <w:sectPr>
+          <w:headerReference w:type="default" r:id="rId41"/>
+          <w:footerReference w:type="default" r:id="rId42"/>
+          <w:pgSz w:w="15840" w:h="12240" w:orient="landscape"/>
+          <w:pgMar w:top="1440" w:right="1440" w:bottom="1440" w:left="1440" w:header="708" w:footer="708" w:gutter="0"/>
+          <w:pgNumType/>
+          <w:docGrid w:linePitch="360"/>
+        </w:sectPr>
+      </w:pPr>
+    </w:p>
+    <w:p>
+      <w:pPr>
+        <w:pStyle w:val="Heading2"/>
+      </w:pPr>
+      <w:r>
+        <w:t xml:space="preserve">4.11 SEC-11 — Estimación de precio por la API del cotizador</w:t>
+      </w:r>
+    </w:p>
+    <w:tbl>
+      <w:tblPr>
+        <w:tblW w:type="dxa" w:w="9360"/>
+        <w:tblBorders>
+          <w:top w:val="single" w:color="auto" w:sz="4"/>
+          <w:left w:val="single" w:color="auto" w:sz="4"/>
+          <w:bottom w:val="single" w:color="auto" w:sz="4"/>
+          <w:right w:val="single" w:color="auto" w:sz="4"/>
+          <w:insideH w:val="single" w:color="auto" w:sz="4"/>
+          <w:insideV w:val="single" w:color="auto" w:sz="4"/>
+        </w:tblBorders>
+      </w:tblPr>
+      <w:tblGrid>
+        <w:gridCol w:w="2200"/>
+        <w:gridCol w:w="7160"/>
+      </w:tblGrid>
+      <w:tr>
+        <w:trPr>
+          <w:tblHeader/>
+        </w:trPr>
+        <w:tc>
+          <w:tcPr>
+            <w:tcW w:type="dxa" w:w="2200"/>
+            <w:tcBorders>
+              <w:top w:val="single" w:color="8496B0" w:sz="4"/>
+              <w:left w:val="single" w:color="8496B0" w:sz="4"/>
+              <w:bottom w:val="single" w:color="8496B0" w:sz="4"/>
+              <w:right w:val="single" w:color="8496B0" w:sz="4"/>
+            </w:tcBorders>
+            <w:shd w:fill="DCE4EF" w:color="auto" w:val="clear"/>
+            <w:tcMar>
+              <w:top w:type="dxa" w:w="50"/>
+              <w:left w:type="dxa" w:w="90"/>
+              <w:bottom w:type="dxa" w:w="50"/>
+              <w:right w:type="dxa" w:w="90"/>
+            </w:tcMar>
+          </w:tcPr>
+          <w:p>
+            <w:r>
+              <w:rPr>
+                <w:rFonts w:ascii="Calibri" w:cs="Calibri" w:eastAsia="Calibri" w:hAnsi="Calibri"/>
+                <w:b/>
+                <w:bCs/>
+                <w:sz w:val="18"/>
+                <w:szCs w:val="18"/>
+              </w:rPr>
+              <w:t xml:space="preserve">Elemento</w:t>
+            </w:r>
+          </w:p>
+        </w:tc>
+        <w:tc>
+          <w:tcPr>
+            <w:tcW w:type="dxa" w:w="7160"/>
+            <w:tcBorders>
+              <w:top w:val="single" w:color="8496B0" w:sz="4"/>
+              <w:left w:val="single" w:color="8496B0" w:sz="4"/>
+              <w:bottom w:val="single" w:color="8496B0" w:sz="4"/>
+              <w:right w:val="single" w:color="8496B0" w:sz="4"/>
+            </w:tcBorders>
+            <w:shd w:fill="DCE4EF" w:color="auto" w:val="clear"/>
+            <w:tcMar>
+              <w:top w:type="dxa" w:w="50"/>
+              <w:left w:type="dxa" w:w="90"/>
+              <w:bottom w:type="dxa" w:w="50"/>
+              <w:right w:type="dxa" w:w="90"/>
+            </w:tcMar>
+          </w:tcPr>
+          <w:p>
+            <w:r>
+              <w:rPr>
+                <w:rFonts w:ascii="Calibri" w:cs="Calibri" w:eastAsia="Calibri" w:hAnsi="Calibri"/>
+                <w:b/>
+                <w:bCs/>
+                <w:sz w:val="18"/>
+                <w:szCs w:val="18"/>
+              </w:rPr>
+              <w:t xml:space="preserve">Descripción</w:t>
+            </w:r>
+          </w:p>
+        </w:tc>
+      </w:tr>
+      <w:tr>
+        <w:trPr>
+          <w:cantSplit/>
+        </w:trPr>
+        <w:tc>
+          <w:tcPr>
+            <w:tcW w:type="dxa" w:w="2200"/>
+            <w:tcBorders>
+              <w:top w:val="single" w:color="8496B0" w:sz="4"/>
+              <w:left w:val="single" w:color="8496B0" w:sz="4"/>
+              <w:bottom w:val="single" w:color="8496B0" w:sz="4"/>
+              <w:right w:val="single" w:color="8496B0" w:sz="4"/>
+            </w:tcBorders>
+            <w:tcMar>
+              <w:top w:type="dxa" w:w="50"/>
+              <w:left w:type="dxa" w:w="90"/>
+              <w:bottom w:type="dxa" w:w="50"/>
+              <w:right w:type="dxa" w:w="90"/>
+            </w:tcMar>
+          </w:tcPr>
+          <w:p>
+            <w:r>
+              <w:rPr>
+                <w:rFonts w:ascii="Calibri" w:cs="Calibri" w:eastAsia="Calibri" w:hAnsi="Calibri"/>
+                <w:b w:val="false"/>
+                <w:bCs w:val="false"/>
+                <w:sz w:val="18"/>
+                <w:szCs w:val="18"/>
+              </w:rPr>
+              <w:t xml:space="preserve">Objetivo</w:t>
+            </w:r>
+          </w:p>
+        </w:tc>
+        <w:tc>
+          <w:tcPr>
+            <w:tcW w:type="dxa" w:w="7160"/>
+            <w:tcBorders>
+              <w:top w:val="single" w:color="8496B0" w:sz="4"/>
+              <w:left w:val="single" w:color="8496B0" w:sz="4"/>
+              <w:bottom w:val="single" w:color="8496B0" w:sz="4"/>
+              <w:right w:val="single" w:color="8496B0" w:sz="4"/>
+            </w:tcBorders>
+            <w:tcMar>
+              <w:top w:type="dxa" w:w="50"/>
+              <w:left w:type="dxa" w:w="90"/>
+              <w:bottom w:type="dxa" w:w="50"/>
+              <w:right w:type="dxa" w:w="90"/>
+            </w:tcMar>
+          </w:tcPr>
+          <w:p>
+            <w:r>
+              <w:rPr>
+                <w:rFonts w:ascii="Calibri" w:cs="Calibri" w:eastAsia="Calibri" w:hAnsi="Calibri"/>
+                <w:b w:val="false"/>
+                <w:bCs w:val="false"/>
+                <w:sz w:val="18"/>
+                <w:szCs w:val="18"/>
+              </w:rPr>
+              <w:t xml:space="preserve">Entregar un precio referencial al instante, con plazo de entrega y validez, antes de pedir una cotización formal.</w:t>
+            </w:r>
+          </w:p>
+        </w:tc>
+      </w:tr>
+      <w:tr>
+        <w:trPr>
+          <w:cantSplit/>
+        </w:trPr>
+        <w:tc>
+          <w:tcPr>
+            <w:tcW w:type="dxa" w:w="2200"/>
+            <w:tcBorders>
+              <w:top w:val="single" w:color="8496B0" w:sz="4"/>
+              <w:left w:val="single" w:color="8496B0" w:sz="4"/>
+              <w:bottom w:val="single" w:color="8496B0" w:sz="4"/>
+              <w:right w:val="single" w:color="8496B0" w:sz="4"/>
+            </w:tcBorders>
+            <w:tcMar>
+              <w:top w:type="dxa" w:w="50"/>
+              <w:left w:type="dxa" w:w="90"/>
+              <w:bottom w:type="dxa" w:w="50"/>
+              <w:right w:type="dxa" w:w="90"/>
+            </w:tcMar>
+          </w:tcPr>
+          <w:p>
+            <w:r>
+              <w:rPr>
+                <w:rFonts w:ascii="Calibri" w:cs="Calibri" w:eastAsia="Calibri" w:hAnsi="Calibri"/>
+                <w:b w:val="false"/>
+                <w:bCs w:val="false"/>
+                <w:sz w:val="18"/>
+                <w:szCs w:val="18"/>
+              </w:rPr>
+              <w:t xml:space="preserve">Actor principal</w:t>
+            </w:r>
+          </w:p>
+        </w:tc>
+        <w:tc>
+          <w:tcPr>
+            <w:tcW w:type="dxa" w:w="7160"/>
+            <w:tcBorders>
+              <w:top w:val="single" w:color="8496B0" w:sz="4"/>
+              <w:left w:val="single" w:color="8496B0" w:sz="4"/>
+              <w:bottom w:val="single" w:color="8496B0" w:sz="4"/>
+              <w:right w:val="single" w:color="8496B0" w:sz="4"/>
+            </w:tcBorders>
+            <w:tcMar>
+              <w:top w:type="dxa" w:w="50"/>
+              <w:left w:type="dxa" w:w="90"/>
+              <w:bottom w:type="dxa" w:w="50"/>
+              <w:right w:type="dxa" w:w="90"/>
+            </w:tcMar>
+          </w:tcPr>
+          <w:p>
+            <w:r>
+              <w:rPr>
+                <w:rFonts w:ascii="Calibri" w:cs="Calibri" w:eastAsia="Calibri" w:hAnsi="Calibri"/>
+                <w:b w:val="false"/>
+                <w:bCs w:val="false"/>
+                <w:sz w:val="18"/>
+                <w:szCs w:val="18"/>
+              </w:rPr>
+              <w:t xml:space="preserve">Cliente (desde la ficha del modelo) o sistema externo</w:t>
+            </w:r>
+          </w:p>
+        </w:tc>
+      </w:tr>
+      <w:tr>
+        <w:trPr>
+          <w:cantSplit/>
+        </w:trPr>
+        <w:tc>
+          <w:tcPr>
+            <w:tcW w:type="dxa" w:w="2200"/>
+            <w:tcBorders>
+              <w:top w:val="single" w:color="8496B0" w:sz="4"/>
+              <w:left w:val="single" w:color="8496B0" w:sz="4"/>
+              <w:bottom w:val="single" w:color="8496B0" w:sz="4"/>
+              <w:right w:val="single" w:color="8496B0" w:sz="4"/>
+            </w:tcBorders>
+            <w:tcMar>
+              <w:top w:type="dxa" w:w="50"/>
+              <w:left w:type="dxa" w:w="90"/>
+              <w:bottom w:type="dxa" w:w="50"/>
+              <w:right w:type="dxa" w:w="90"/>
+            </w:tcMar>
+          </w:tcPr>
+          <w:p>
+            <w:r>
+              <w:rPr>
+                <w:rFonts w:ascii="Calibri" w:cs="Calibri" w:eastAsia="Calibri" w:hAnsi="Calibri"/>
+                <w:b w:val="false"/>
+                <w:bCs w:val="false"/>
+                <w:sz w:val="18"/>
+                <w:szCs w:val="18"/>
+              </w:rPr>
+              <w:t xml:space="preserve">Precondición</w:t>
+            </w:r>
+          </w:p>
+        </w:tc>
+        <w:tc>
+          <w:tcPr>
+            <w:tcW w:type="dxa" w:w="7160"/>
+            <w:tcBorders>
+              <w:top w:val="single" w:color="8496B0" w:sz="4"/>
+              <w:left w:val="single" w:color="8496B0" w:sz="4"/>
+              <w:bottom w:val="single" w:color="8496B0" w:sz="4"/>
+              <w:right w:val="single" w:color="8496B0" w:sz="4"/>
+            </w:tcBorders>
+            <w:tcMar>
+              <w:top w:type="dxa" w:w="50"/>
+              <w:left w:type="dxa" w:w="90"/>
+              <w:bottom w:type="dxa" w:w="50"/>
+              <w:right w:type="dxa" w:w="90"/>
+            </w:tcMar>
+          </w:tcPr>
+          <w:p>
+            <w:r>
+              <w:rPr>
+                <w:rFonts w:ascii="Calibri" w:cs="Calibri" w:eastAsia="Calibri" w:hAnsi="Calibri"/>
+                <w:b w:val="false"/>
+                <w:bCs w:val="false"/>
+                <w:sz w:val="18"/>
+                <w:szCs w:val="18"/>
+              </w:rPr>
+              <w:t xml:space="preserve">El consumidor tiene una clave con el servicio «cotizador» y los modelos consultados están publicados.</w:t>
+            </w:r>
+          </w:p>
+        </w:tc>
+      </w:tr>
+      <w:tr>
+        <w:trPr>
+          <w:cantSplit/>
+        </w:trPr>
+        <w:tc>
+          <w:tcPr>
+            <w:tcW w:type="dxa" w:w="2200"/>
+            <w:tcBorders>
+              <w:top w:val="single" w:color="8496B0" w:sz="4"/>
+              <w:left w:val="single" w:color="8496B0" w:sz="4"/>
+              <w:bottom w:val="single" w:color="8496B0" w:sz="4"/>
+              <w:right w:val="single" w:color="8496B0" w:sz="4"/>
+            </w:tcBorders>
+            <w:tcMar>
+              <w:top w:type="dxa" w:w="50"/>
+              <w:left w:type="dxa" w:w="90"/>
+              <w:bottom w:type="dxa" w:w="50"/>
+              <w:right w:type="dxa" w:w="90"/>
+            </w:tcMar>
+          </w:tcPr>
+          <w:p>
+            <w:r>
+              <w:rPr>
+                <w:rFonts w:ascii="Calibri" w:cs="Calibri" w:eastAsia="Calibri" w:hAnsi="Calibri"/>
+                <w:b w:val="false"/>
+                <w:bCs w:val="false"/>
+                <w:sz w:val="18"/>
+                <w:szCs w:val="18"/>
+              </w:rPr>
+              <w:t xml:space="preserve">Postcondición</w:t>
+            </w:r>
+          </w:p>
+        </w:tc>
+        <w:tc>
+          <w:tcPr>
+            <w:tcW w:type="dxa" w:w="7160"/>
+            <w:tcBorders>
+              <w:top w:val="single" w:color="8496B0" w:sz="4"/>
+              <w:left w:val="single" w:color="8496B0" w:sz="4"/>
+              <w:bottom w:val="single" w:color="8496B0" w:sz="4"/>
+              <w:right w:val="single" w:color="8496B0" w:sz="4"/>
+            </w:tcBorders>
+            <w:tcMar>
+              <w:top w:type="dxa" w:w="50"/>
+              <w:left w:type="dxa" w:w="90"/>
+              <w:bottom w:type="dxa" w:w="50"/>
+              <w:right w:type="dxa" w:w="90"/>
+            </w:tcMar>
+          </w:tcPr>
+          <w:p>
+            <w:r>
+              <w:rPr>
+                <w:rFonts w:ascii="Calibri" w:cs="Calibri" w:eastAsia="Calibri" w:hAnsi="Calibri"/>
+                <w:b w:val="false"/>
+                <w:bCs w:val="false"/>
+                <w:sz w:val="18"/>
+                <w:szCs w:val="18"/>
+              </w:rPr>
+              <w:t xml:space="preserve">Respuesta con precio unitario, totales en UF, pesos y dólares, fecha estimada y validez; no se crea ningún documento; consulta registrada como api_cotizador.</w:t>
+            </w:r>
+          </w:p>
+        </w:tc>
+      </w:tr>
+      <w:tr>
+        <w:trPr>
+          <w:cantSplit/>
+        </w:trPr>
+        <w:tc>
+          <w:tcPr>
+            <w:tcW w:type="dxa" w:w="2200"/>
+            <w:tcBorders>
+              <w:top w:val="single" w:color="8496B0" w:sz="4"/>
+              <w:left w:val="single" w:color="8496B0" w:sz="4"/>
+              <w:bottom w:val="single" w:color="8496B0" w:sz="4"/>
+              <w:right w:val="single" w:color="8496B0" w:sz="4"/>
+            </w:tcBorders>
+            <w:tcMar>
+              <w:top w:type="dxa" w:w="50"/>
+              <w:left w:type="dxa" w:w="90"/>
+              <w:bottom w:type="dxa" w:w="50"/>
+              <w:right w:type="dxa" w:w="90"/>
+            </w:tcMar>
+          </w:tcPr>
+          <w:p>
+            <w:r>
+              <w:rPr>
+                <w:rFonts w:ascii="Calibri" w:cs="Calibri" w:eastAsia="Calibri" w:hAnsi="Calibri"/>
+                <w:b w:val="false"/>
+                <w:bCs w:val="false"/>
+                <w:sz w:val="18"/>
+                <w:szCs w:val="18"/>
+              </w:rPr>
+              <w:t xml:space="preserve">Trazabilidad</w:t>
+            </w:r>
+          </w:p>
+        </w:tc>
+        <w:tc>
+          <w:tcPr>
+            <w:tcW w:type="dxa" w:w="7160"/>
+            <w:tcBorders>
+              <w:top w:val="single" w:color="8496B0" w:sz="4"/>
+              <w:left w:val="single" w:color="8496B0" w:sz="4"/>
+              <w:bottom w:val="single" w:color="8496B0" w:sz="4"/>
+              <w:right w:val="single" w:color="8496B0" w:sz="4"/>
+            </w:tcBorders>
+            <w:tcMar>
+              <w:top w:type="dxa" w:w="50"/>
+              <w:left w:type="dxa" w:w="90"/>
+              <w:bottom w:type="dxa" w:w="50"/>
+              <w:right w:type="dxa" w:w="90"/>
+            </w:tcMar>
+          </w:tcPr>
+          <w:p>
+            <w:r>
+              <w:rPr>
+                <w:rFonts w:ascii="Calibri" w:cs="Calibri" w:eastAsia="Calibri" w:hAnsi="Calibri"/>
+                <w:b w:val="false"/>
+                <w:bCs w:val="false"/>
+                <w:sz w:val="18"/>
+                <w:szCs w:val="18"/>
+              </w:rPr>
+              <w:t xml:space="preserve">CU-REP-07, RF-COM-18, RF-INT-04, RN-03, RN-08, RN-17</w:t>
+            </w:r>
+          </w:p>
+        </w:tc>
+      </w:tr>
+    </w:tbl>
+    <w:p>
+      <w:pPr>
+        <w:spacing w:after="60"/>
+      </w:pPr>
+    </w:p>
+    <w:p>
+      <w:pPr>
+        <w:spacing w:after="120"/>
+        <w:jc w:val="both"/>
+      </w:pPr>
+      <w:r>
+        <w:t xml:space="preserve">Aspectos relevantes del flujo:</w:t>
+      </w:r>
+    </w:p>
+    <w:p>
+      <w:pPr>
+        <w:pStyle w:val="ListParagraph"/>
+        <w:numPr>
+          <w:ilvl w:val="0"/>
+          <w:numId w:val="2"/>
+        </w:numPr>
+        <w:spacing w:after="60"/>
+      </w:pPr>
+      <w:r>
+        <w:t xml:space="preserve">La entrada se valida antes de calcular: modelos publicados, cantidad dentro del tope, de 1 a 10 ítems y sin repetidos.</w:t>
+      </w:r>
+    </w:p>
+    <w:p>
+      <w:pPr>
+        <w:pStyle w:val="ListParagraph"/>
+        <w:numPr>
+          <w:ilvl w:val="0"/>
+          <w:numId w:val="2"/>
+        </w:numPr>
+        <w:spacing w:after="60"/>
+      </w:pPr>
+      <w:r>
+        <w:t xml:space="preserve">El precio sale de costear_modelo, el mismo servicio que usa el ejecutivo comercial: una regla de negocio se implementa una sola vez.</w:t>
+      </w:r>
+    </w:p>
+    <w:p>
+      <w:pPr>
+        <w:pStyle w:val="ListParagraph"/>
+        <w:numPr>
+          <w:ilvl w:val="0"/>
+          <w:numId w:val="2"/>
+        </w:numPr>
+        <w:spacing w:after="60"/>
+      </w:pPr>
+      <w:r>
+        <w:t xml:space="preserve">Si el modelo no tiene lista de materiales ni tareas estándar, el costeo usa el precio base; sin ninguno de los dos, el ítem se informa como no disponible.</w:t>
+      </w:r>
+    </w:p>
+    <w:p>
+      <w:pPr>
+        <w:pStyle w:val="ListParagraph"/>
+        <w:numPr>
+          <w:ilvl w:val="0"/>
+          <w:numId w:val="2"/>
+        </w:numPr>
+        <w:spacing w:after="60"/>
+      </w:pPr>
+      <w:r>
+        <w:t xml:space="preserve">La respuesta sólo contiene el precio de venta: nunca los costos de materiales, horas hombre, recargos ni margen.</w:t>
+      </w:r>
+    </w:p>
+    <w:p>
+      <w:pPr>
+        <w:pStyle w:val="ListParagraph"/>
+        <w:numPr>
+          <w:ilvl w:val="0"/>
+          <w:numId w:val="2"/>
+        </w:numPr>
+        <w:spacing w:after="60"/>
+      </w:pPr>
+      <w:r>
+        <w:t xml:space="preserve">La UF y el dólar salen de la serie histórica de indicadores; si falta la UF del día se usa el último valor conocido y se avisa.</w:t>
+      </w:r>
+    </w:p>
+    <w:p>
+      <w:pPr>
+        <w:sectPr>
+          <w:headerReference w:type="default" r:id="rId39"/>
+          <w:footerReference w:type="default" r:id="rId40"/>
+          <w:pgSz w:w="12240" w:h="15840" w:orient="portrait"/>
+          <w:pgMar w:top="1440" w:right="1440" w:bottom="1440" w:left="1440" w:header="708" w:footer="708" w:gutter="0"/>
+          <w:pgNumType/>
+          <w:docGrid w:linePitch="360"/>
+        </w:sectPr>
+      </w:pPr>
+    </w:p>
+    <w:p>
+      <w:pPr>
+        <w:keepNext/>
+        <w:spacing w:before="120"/>
+        <w:jc w:val="center"/>
+      </w:pPr>
+      <w:r>
+        <w:drawing>
+          <wp:inline distT="0" distB="0" distL="0" distR="0">
+            <wp:extent cx="8229600" cy="5347206"/>
+            <wp:effectExtent t="0" r="0" b="0" l="0"/>
+            <wp:docPr id="1" name="Figura 9. Diagrama de secuencia SEC-09: administración del canal web desde el escritorio." descr="Figura 11. Diagrama de secuencia SEC-11: estimación de precio por la API del cotizador." title="Figura 11. Diagrama de secuencia SEC-11: estimación de precio por la API del cotizador."/>
+            <wp:cNvGraphicFramePr>
+              <a:graphicFrameLocks xmlns:a="http://schemas.openxmlformats.org/drawingml/2006/main" noChangeAspect="1"/>
+            </wp:cNvGraphicFramePr>
+            <a:graphic xmlns:a="http://schemas.openxmlformats.org/drawingml/2006/main">
+              <a:graphicData uri="http://schemas.openxmlformats.org/drawingml/2006/picture">
+                <pic:pic xmlns:pic="http://schemas.openxmlformats.org/drawingml/2006/picture">
+                  <pic:nvPicPr>
+                    <pic:cNvPr id="0" name="" descr=""/>
+                    <pic:cNvPicPr>
+                      <a:picLocks noChangeAspect="1" noChangeArrowheads="1"/>
+                    </pic:cNvPicPr>
+                  </pic:nvPicPr>
+                  <pic:blipFill>
+                    <a:blip r:embed="rId56" cstate="none"/>
+                    <a:srcRect/>
+                    <a:stretch>
+                      <a:fillRect/>
+                    </a:stretch>
+                  </pic:blipFill>
+                  <pic:spPr bwMode="auto">
+                    <a:xfrm>
+                      <a:off x="0" y="0"/>
+                      <a:ext cx="8229600" cy="5347206"/>
+                    </a:xfrm>
+                    <a:prstGeom prst="rect">
+                      <a:avLst/>
+                    </a:prstGeom>
+                  </pic:spPr>
+                </pic:pic>
+              </a:graphicData>
+            </a:graphic>
+          </wp:inline>
+        </w:drawing>
+      </w:r>
+    </w:p>
+    <w:p>
+      <w:pPr>
+        <w:spacing w:after="200"/>
+        <w:jc w:val="center"/>
+      </w:pPr>
+      <w:r>
+        <w:rPr>
+          <w:i/>
+          <w:iCs/>
+          <w:color w:val="44546A"/>
+          <w:sz w:val="18"/>
+          <w:szCs w:val="18"/>
+        </w:rPr>
+        <w:t xml:space="preserve">Figura 11. Diagrama de secuencia SEC-11: estimación de precio por la API del cotizador.</w:t>
+      </w:r>
+    </w:p>
+    <w:p>
+      <w:pPr>
+        <w:sectPr>
+          <w:headerReference w:type="default" r:id="rId41"/>
+          <w:footerReference w:type="default" r:id="rId42"/>
+          <w:pgSz w:w="15840" w:h="12240" w:orient="landscape"/>
+          <w:pgMar w:top="1440" w:right="1440" w:bottom="1440" w:left="1440" w:header="708" w:footer="708" w:gutter="0"/>
+          <w:pgNumType/>
+          <w:docGrid w:linePitch="360"/>
+        </w:sectPr>
+      </w:pPr>
+    </w:p>
+    <w:p>
+      <w:pPr>
         <w:pStyle w:val="Heading1"/>
       </w:pPr>
       <w:r>
@@ -9115,6 +10591,127 @@
                 <w:szCs w:val="20"/>
               </w:rPr>
               <w:t xml:space="preserve">SEC-07: se agrega la aprobación del control por el inspector, el estado «liberada» y el aviso a producción; el cierre exige la orden liberada. SEC-08: se agrega la conciliación diaria de pagos pendientes con PayPal.</w:t>
+            </w:r>
+          </w:p>
+        </w:tc>
+      </w:tr>
+      <w:tr>
+        <w:trPr>
+          <w:cantSplit/>
+        </w:trPr>
+        <w:tc>
+          <w:tcPr>
+            <w:tcW w:type="dxa" w:w="1000"/>
+            <w:tcBorders>
+              <w:top w:val="single" w:color="8496B0" w:sz="4"/>
+              <w:left w:val="single" w:color="8496B0" w:sz="4"/>
+              <w:bottom w:val="single" w:color="8496B0" w:sz="4"/>
+              <w:right w:val="single" w:color="8496B0" w:sz="4"/>
+            </w:tcBorders>
+            <w:tcMar>
+              <w:top w:type="dxa" w:w="50"/>
+              <w:left w:type="dxa" w:w="90"/>
+              <w:bottom w:type="dxa" w:w="50"/>
+              <w:right w:type="dxa" w:w="90"/>
+            </w:tcMar>
+          </w:tcPr>
+          <w:p>
+            <w:r>
+              <w:rPr>
+                <w:rFonts w:ascii="Calibri" w:cs="Calibri" w:eastAsia="Calibri" w:hAnsi="Calibri"/>
+                <w:b w:val="false"/>
+                <w:bCs w:val="false"/>
+                <w:sz w:val="20"/>
+                <w:szCs w:val="20"/>
+              </w:rPr>
+              <w:t xml:space="preserve">1.2</w:t>
+            </w:r>
+          </w:p>
+        </w:tc>
+        <w:tc>
+          <w:tcPr>
+            <w:tcW w:type="dxa" w:w="1500"/>
+            <w:tcBorders>
+              <w:top w:val="single" w:color="8496B0" w:sz="4"/>
+              <w:left w:val="single" w:color="8496B0" w:sz="4"/>
+              <w:bottom w:val="single" w:color="8496B0" w:sz="4"/>
+              <w:right w:val="single" w:color="8496B0" w:sz="4"/>
+            </w:tcBorders>
+            <w:tcMar>
+              <w:top w:type="dxa" w:w="50"/>
+              <w:left w:type="dxa" w:w="90"/>
+              <w:bottom w:type="dxa" w:w="50"/>
+              <w:right w:type="dxa" w:w="90"/>
+            </w:tcMar>
+          </w:tcPr>
+          <w:p>
+            <w:r>
+              <w:rPr>
+                <w:rFonts w:ascii="Calibri" w:cs="Calibri" w:eastAsia="Calibri" w:hAnsi="Calibri"/>
+                <w:b w:val="false"/>
+                <w:bCs w:val="false"/>
+                <w:sz w:val="20"/>
+                <w:szCs w:val="20"/>
+              </w:rPr>
+              <w:t xml:space="preserve">19-10-2026</w:t>
+            </w:r>
+          </w:p>
+        </w:tc>
+        <w:tc>
+          <w:tcPr>
+            <w:tcW w:type="dxa" w:w="2300"/>
+            <w:tcBorders>
+              <w:top w:val="single" w:color="8496B0" w:sz="4"/>
+              <w:left w:val="single" w:color="8496B0" w:sz="4"/>
+              <w:bottom w:val="single" w:color="8496B0" w:sz="4"/>
+              <w:right w:val="single" w:color="8496B0" w:sz="4"/>
+            </w:tcBorders>
+            <w:tcMar>
+              <w:top w:type="dxa" w:w="50"/>
+              <w:left w:type="dxa" w:w="90"/>
+              <w:bottom w:type="dxa" w:w="50"/>
+              <w:right w:type="dxa" w:w="90"/>
+            </w:tcMar>
+          </w:tcPr>
+          <w:p>
+            <w:r>
+              <w:rPr>
+                <w:rFonts w:ascii="Calibri" w:cs="Calibri" w:eastAsia="Calibri" w:hAnsi="Calibri"/>
+                <w:b w:val="false"/>
+                <w:bCs w:val="false"/>
+                <w:sz w:val="20"/>
+                <w:szCs w:val="20"/>
+              </w:rPr>
+              <w:t xml:space="preserve">Milko Soto</w:t>
+            </w:r>
+          </w:p>
+        </w:tc>
+        <w:tc>
+          <w:tcPr>
+            <w:tcW w:type="dxa" w:w="4560"/>
+            <w:tcBorders>
+              <w:top w:val="single" w:color="8496B0" w:sz="4"/>
+              <w:left w:val="single" w:color="8496B0" w:sz="4"/>
+              <w:bottom w:val="single" w:color="8496B0" w:sz="4"/>
+              <w:right w:val="single" w:color="8496B0" w:sz="4"/>
+            </w:tcBorders>
+            <w:tcMar>
+              <w:top w:type="dxa" w:w="50"/>
+              <w:left w:type="dxa" w:w="90"/>
+              <w:bottom w:type="dxa" w:w="50"/>
+              <w:right w:type="dxa" w:w="90"/>
+            </w:tcMar>
+          </w:tcPr>
+          <w:p>
+            <w:r>
+              <w:rPr>
+                <w:rFonts w:ascii="Calibri" w:cs="Calibri" w:eastAsia="Calibri" w:hAnsi="Calibri"/>
+                <w:b w:val="false"/>
+                <w:bCs w:val="false"/>
+                <w:sz w:val="20"/>
+                <w:szCs w:val="20"/>
+              </w:rPr>
+              <w:t xml:space="preserve">Se agregan SEC-10 (consulta del seguimiento por la API pública) y SEC-11 (estimación de precio por la API del cotizador), el componente API pública y el índice actualizado.</w:t>
             </w:r>
           </w:p>
         </w:tc>
@@ -9742,7 +11339,7 @@
         <w:sz w:val="16"/>
         <w:szCs w:val="16"/>
       </w:rPr>
-      <w:t xml:space="preserve">SITRAFO · SEC-01 Diagramas de Secuencia · v1.1</w:t>
+      <w:t xml:space="preserve">SITRAFO · SEC-01 Diagramas de Secuencia · v1.2</w:t>
     </w:r>
   </w:p>
 </w:hdr>
@@ -9762,7 +11359,7 @@
         <w:sz w:val="16"/>
         <w:szCs w:val="16"/>
       </w:rPr>
-      <w:t xml:space="preserve">SITRAFO · SEC-01 Diagramas de Secuencia · v1.1</w:t>
+      <w:t xml:space="preserve">SITRAFO · SEC-01 Diagramas de Secuencia · v1.2</w:t>
     </w:r>
   </w:p>
 </w:hdr>
@@ -9782,7 +11379,7 @@
         <w:sz w:val="16"/>
         <w:szCs w:val="16"/>
       </w:rPr>
-      <w:t xml:space="preserve">SITRAFO · SEC-01 Diagramas de Secuencia · v1.1</w:t>
+      <w:t xml:space="preserve">SITRAFO · SEC-01 Diagramas de Secuencia · v1.2</w:t>
     </w:r>
   </w:p>
 </w:hdr>
@@ -9802,7 +11399,7 @@
         <w:sz w:val="16"/>
         <w:szCs w:val="16"/>
       </w:rPr>
-      <w:t xml:space="preserve">SITRAFO · SEC-01 Diagramas de Secuencia · v1.1</w:t>
+      <w:t xml:space="preserve">SITRAFO · SEC-01 Diagramas de Secuencia · v1.2</w:t>
     </w:r>
   </w:p>
 </w:hdr>
@@ -9822,7 +11419,7 @@
         <w:sz w:val="16"/>
         <w:szCs w:val="16"/>
       </w:rPr>
-      <w:t xml:space="preserve">SITRAFO · SEC-01 Diagramas de Secuencia · v1.1</w:t>
+      <w:t xml:space="preserve">SITRAFO · SEC-01 Diagramas de Secuencia · v1.2</w:t>
     </w:r>
   </w:p>
 </w:hdr>
@@ -9842,7 +11439,7 @@
         <w:sz w:val="16"/>
         <w:szCs w:val="16"/>
       </w:rPr>
-      <w:t xml:space="preserve">SITRAFO · SEC-01 Diagramas de Secuencia · v1.1</w:t>
+      <w:t xml:space="preserve">SITRAFO · SEC-01 Diagramas de Secuencia · v1.2</w:t>
     </w:r>
   </w:p>
 </w:hdr>
@@ -9862,7 +11459,7 @@
         <w:sz w:val="16"/>
         <w:szCs w:val="16"/>
       </w:rPr>
-      <w:t xml:space="preserve">SITRAFO · SEC-01 Diagramas de Secuencia · v1.1</w:t>
+      <w:t xml:space="preserve">SITRAFO · SEC-01 Diagramas de Secuencia · v1.2</w:t>
     </w:r>
   </w:p>
 </w:hdr>
@@ -9882,7 +11479,7 @@
         <w:sz w:val="16"/>
         <w:szCs w:val="16"/>
       </w:rPr>
-      <w:t xml:space="preserve">SITRAFO · SEC-01 Diagramas de Secuencia · v1.1</w:t>
+      <w:t xml:space="preserve">SITRAFO · SEC-01 Diagramas de Secuencia · v1.2</w:t>
     </w:r>
   </w:p>
 </w:hdr>
@@ -9902,7 +11499,7 @@
         <w:sz w:val="16"/>
         <w:szCs w:val="16"/>
       </w:rPr>
-      <w:t xml:space="preserve">SITRAFO · SEC-01 Diagramas de Secuencia · v1.1</w:t>
+      <w:t xml:space="preserve">SITRAFO · SEC-01 Diagramas de Secuencia · v1.2</w:t>
     </w:r>
   </w:p>
 </w:hdr>
@@ -9922,7 +11519,7 @@
         <w:sz w:val="16"/>
         <w:szCs w:val="16"/>
       </w:rPr>
-      <w:t xml:space="preserve">SITRAFO · SEC-01 Diagramas de Secuencia · v1.1</w:t>
+      <w:t xml:space="preserve">SITRAFO · SEC-01 Diagramas de Secuencia · v1.2</w:t>
     </w:r>
   </w:p>
 </w:hdr>
@@ -9942,7 +11539,7 @@
         <w:sz w:val="16"/>
         <w:szCs w:val="16"/>
       </w:rPr>
-      <w:t xml:space="preserve">SITRAFO · SEC-01 Diagramas de Secuencia · v1.1</w:t>
+      <w:t xml:space="preserve">SITRAFO · SEC-01 Diagramas de Secuencia · v1.2</w:t>
     </w:r>
   </w:p>
 </w:hdr>
@@ -9962,7 +11559,7 @@
         <w:sz w:val="16"/>
         <w:szCs w:val="16"/>
       </w:rPr>
-      <w:t xml:space="preserve">SITRAFO · SEC-01 Diagramas de Secuencia · v1.1</w:t>
+      <w:t xml:space="preserve">SITRAFO · SEC-01 Diagramas de Secuencia · v1.2</w:t>
     </w:r>
   </w:p>
 </w:hdr>
@@ -9982,7 +11579,7 @@
         <w:sz w:val="16"/>
         <w:szCs w:val="16"/>
       </w:rPr>
-      <w:t xml:space="preserve">SITRAFO · SEC-01 Diagramas de Secuencia · v1.1</w:t>
+      <w:t xml:space="preserve">SITRAFO · SEC-01 Diagramas de Secuencia · v1.2</w:t>
     </w:r>
   </w:p>
 </w:hdr>
@@ -10002,7 +11599,7 @@
         <w:sz w:val="16"/>
         <w:szCs w:val="16"/>
       </w:rPr>
-      <w:t xml:space="preserve">SITRAFO · SEC-01 Diagramas de Secuencia · v1.1</w:t>
+      <w:t xml:space="preserve">SITRAFO · SEC-01 Diagramas de Secuencia · v1.2</w:t>
     </w:r>
   </w:p>
 </w:hdr>
@@ -10022,7 +11619,7 @@
         <w:sz w:val="16"/>
         <w:szCs w:val="16"/>
       </w:rPr>
-      <w:t xml:space="preserve">SITRAFO · SEC-01 Diagramas de Secuencia · v1.1</w:t>
+      <w:t xml:space="preserve">SITRAFO · SEC-01 Diagramas de Secuencia · v1.2</w:t>
     </w:r>
   </w:p>
 </w:hdr>
@@ -10042,7 +11639,7 @@
         <w:sz w:val="16"/>
         <w:szCs w:val="16"/>
       </w:rPr>
-      <w:t xml:space="preserve">SITRAFO · SEC-01 Diagramas de Secuencia · v1.1</w:t>
+      <w:t xml:space="preserve">SITRAFO · SEC-01 Diagramas de Secuencia · v1.2</w:t>
     </w:r>
   </w:p>
 </w:hdr>
@@ -10062,7 +11659,7 @@
         <w:sz w:val="16"/>
         <w:szCs w:val="16"/>
       </w:rPr>
-      <w:t xml:space="preserve">SITRAFO · SEC-01 Diagramas de Secuencia · v1.1</w:t>
+      <w:t xml:space="preserve">SITRAFO · SEC-01 Diagramas de Secuencia · v1.2</w:t>
     </w:r>
   </w:p>
 </w:hdr>
@@ -10082,7 +11679,7 @@
         <w:sz w:val="16"/>
         <w:szCs w:val="16"/>
       </w:rPr>
-      <w:t xml:space="preserve">SITRAFO · SEC-01 Diagramas de Secuencia · v1.1</w:t>
+      <w:t xml:space="preserve">SITRAFO · SEC-01 Diagramas de Secuencia · v1.2</w:t>
     </w:r>
   </w:p>
 </w:hdr>
@@ -10102,7 +11699,7 @@
         <w:sz w:val="16"/>
         <w:szCs w:val="16"/>
       </w:rPr>
-      <w:t xml:space="preserve">SITRAFO · SEC-01 Diagramas de Secuencia · v1.1</w:t>
+      <w:t xml:space="preserve">SITRAFO · SEC-01 Diagramas de Secuencia · v1.2</w:t>
     </w:r>
   </w:p>
 </w:hdr>

--- a/Fase 2/Evidencias Proyecto/Evidencias de documentación/3. Análisis y diseño/SITRAFO_SEC-01_Diagramas_de_Secuencia.docx
+++ b/Fase 2/Evidencias Proyecto/Evidencias de documentación/3. Análisis y diseño/SITRAFO_SEC-01_Diagramas_de_Secuencia.docx
@@ -94,7 +94,7 @@
           <w:sz w:val="26"/>
           <w:szCs w:val="26"/>
         </w:rPr>
-        <w:t xml:space="preserve">SEC-01  ·  Versión 1.2</w:t>
+        <w:t xml:space="preserve">SEC-01  ·  Versión 1.3</w:t>
       </w:r>
     </w:p>
     <w:tbl>
@@ -362,7 +362,7 @@
                 <w:sz w:val="20"/>
                 <w:szCs w:val="20"/>
               </w:rPr>
-              <w:t xml:space="preserve">ERS-01; CU-01 Modelo de casos de uso v2.3; MER-01 v2.1</w:t>
+              <w:t xml:space="preserve">ERS-01; CU-01 Modelo de casos de uso v2.4; MER-01 v2.1</w:t>
             </w:r>
           </w:p>
         </w:tc>
@@ -425,7 +425,7 @@
                 <w:sz w:val="20"/>
                 <w:szCs w:val="20"/>
               </w:rPr>
-              <w:t xml:space="preserve">11</w:t>
+              <w:t xml:space="preserve">12</w:t>
             </w:r>
           </w:p>
         </w:tc>
@@ -866,7 +866,7 @@
                 <w:sz w:val="20"/>
                 <w:szCs w:val="20"/>
               </w:rPr>
-              <w:t xml:space="preserve">19 de octubre de 2026</w:t>
+              <w:t xml:space="preserve">22 de octubre de 2026</w:t>
             </w:r>
           </w:p>
         </w:tc>
@@ -881,6 +881,8 @@
       <w:pPr>
         <w:pStyle w:val="Heading1"/>
       </w:pPr>
+      <w:bookmarkStart w:id="880001" w:name="_Toc700001"/>
+      <w:bookmarkEnd w:id="880001"/>
       <w:r>
         <w:t xml:space="preserve">Tabla de contenidos</w:t>
       </w:r>
@@ -891,11 +893,621 @@
       </w:sdtPr>
       <w:sdtContent>
         <w:p>
+          <w:pPr>
+            <w:tabs>
+              <w:tab w:val="right" w:leader="dot" w:pos="9350"/>
+            </w:tabs>
+            <w:spacing w:after="60"/>
+            <w:ind w:left="0"/>
+          </w:pPr>
           <w:r>
-            <w:fldChar w:fldCharType="begin" w:dirty="true"/>
+            <w:fldChar w:fldCharType="begin"/>
+          </w:r>
+          <w:r>
             <w:instrText xml:space="preserve">TOC \h \o "1-2"</w:instrText>
+          </w:r>
+          <w:r>
             <w:fldChar w:fldCharType="separate"/>
           </w:r>
+          <w:hyperlink w:anchor="_Toc700001" w:history="1">
+            <w:r>
+              <w:t xml:space="preserve">Tabla de contenidos</w:t>
+            </w:r>
+            <w:r>
+              <w:tab/>
+            </w:r>
+            <w:r>
+              <w:fldChar w:fldCharType="begin"/>
+            </w:r>
+            <w:r>
+              <w:instrText xml:space="preserve"> PAGEREF _Toc700001 \h </w:instrText>
+            </w:r>
+            <w:r>
+              <w:fldChar w:fldCharType="separate"/>
+            </w:r>
+            <w:r>
+              <w:t>2</w:t>
+            </w:r>
+            <w:r>
+              <w:fldChar w:fldCharType="end"/>
+            </w:r>
+          </w:hyperlink>
+        </w:p>
+        <w:p>
+          <w:pPr>
+            <w:tabs>
+              <w:tab w:val="right" w:leader="dot" w:pos="9350"/>
+            </w:tabs>
+            <w:spacing w:after="60"/>
+            <w:ind w:left="0"/>
+          </w:pPr>
+          <w:hyperlink w:anchor="_Toc700002" w:history="1">
+            <w:r>
+              <w:t xml:space="preserve">1. Propósito y alcance</w:t>
+            </w:r>
+            <w:r>
+              <w:tab/>
+            </w:r>
+            <w:r>
+              <w:fldChar w:fldCharType="begin"/>
+            </w:r>
+            <w:r>
+              <w:instrText xml:space="preserve"> PAGEREF _Toc700002 \h </w:instrText>
+            </w:r>
+            <w:r>
+              <w:fldChar w:fldCharType="separate"/>
+            </w:r>
+            <w:r>
+              <w:t>3</w:t>
+            </w:r>
+            <w:r>
+              <w:fldChar w:fldCharType="end"/>
+            </w:r>
+          </w:hyperlink>
+        </w:p>
+        <w:p>
+          <w:pPr>
+            <w:tabs>
+              <w:tab w:val="right" w:leader="dot" w:pos="9350"/>
+            </w:tabs>
+            <w:spacing w:after="60"/>
+            <w:ind w:left="0"/>
+          </w:pPr>
+          <w:hyperlink w:anchor="_Toc700003" w:history="1">
+            <w:r>
+              <w:t xml:space="preserve">2. Notación y componentes</w:t>
+            </w:r>
+            <w:r>
+              <w:tab/>
+            </w:r>
+            <w:r>
+              <w:fldChar w:fldCharType="begin"/>
+            </w:r>
+            <w:r>
+              <w:instrText xml:space="preserve"> PAGEREF _Toc700003 \h </w:instrText>
+            </w:r>
+            <w:r>
+              <w:fldChar w:fldCharType="separate"/>
+            </w:r>
+            <w:r>
+              <w:t>4</w:t>
+            </w:r>
+            <w:r>
+              <w:fldChar w:fldCharType="end"/>
+            </w:r>
+          </w:hyperlink>
+        </w:p>
+        <w:p>
+          <w:pPr>
+            <w:tabs>
+              <w:tab w:val="right" w:leader="dot" w:pos="9350"/>
+            </w:tabs>
+            <w:spacing w:after="60"/>
+            <w:ind w:left="284"/>
+          </w:pPr>
+          <w:hyperlink w:anchor="_Toc700004" w:history="1">
+            <w:r>
+              <w:t xml:space="preserve">2.1 Componentes que participan en los flujos</w:t>
+            </w:r>
+            <w:r>
+              <w:tab/>
+            </w:r>
+            <w:r>
+              <w:fldChar w:fldCharType="begin"/>
+            </w:r>
+            <w:r>
+              <w:instrText xml:space="preserve"> PAGEREF _Toc700004 \h </w:instrText>
+            </w:r>
+            <w:r>
+              <w:fldChar w:fldCharType="separate"/>
+            </w:r>
+            <w:r>
+              <w:t>4</w:t>
+            </w:r>
+            <w:r>
+              <w:fldChar w:fldCharType="end"/>
+            </w:r>
+          </w:hyperlink>
+        </w:p>
+        <w:p>
+          <w:pPr>
+            <w:tabs>
+              <w:tab w:val="right" w:leader="dot" w:pos="9350"/>
+            </w:tabs>
+            <w:spacing w:after="60"/>
+            <w:ind w:left="0"/>
+          </w:pPr>
+          <w:hyperlink w:anchor="_Toc700005" w:history="1">
+            <w:r>
+              <w:t xml:space="preserve">3. Índice de diagramas</w:t>
+            </w:r>
+            <w:r>
+              <w:tab/>
+            </w:r>
+            <w:r>
+              <w:fldChar w:fldCharType="begin"/>
+            </w:r>
+            <w:r>
+              <w:instrText xml:space="preserve"> PAGEREF _Toc700005 \h </w:instrText>
+            </w:r>
+            <w:r>
+              <w:fldChar w:fldCharType="separate"/>
+            </w:r>
+            <w:r>
+              <w:t>5</w:t>
+            </w:r>
+            <w:r>
+              <w:fldChar w:fldCharType="end"/>
+            </w:r>
+          </w:hyperlink>
+        </w:p>
+        <w:p>
+          <w:pPr>
+            <w:tabs>
+              <w:tab w:val="right" w:leader="dot" w:pos="9350"/>
+            </w:tabs>
+            <w:spacing w:after="60"/>
+            <w:ind w:left="0"/>
+          </w:pPr>
+          <w:hyperlink w:anchor="_Toc700006" w:history="1">
+            <w:r>
+              <w:t xml:space="preserve">4. Diagramas de secuencia</w:t>
+            </w:r>
+            <w:r>
+              <w:tab/>
+            </w:r>
+            <w:r>
+              <w:fldChar w:fldCharType="begin"/>
+            </w:r>
+            <w:r>
+              <w:instrText xml:space="preserve"> PAGEREF _Toc700006 \h </w:instrText>
+            </w:r>
+            <w:r>
+              <w:fldChar w:fldCharType="separate"/>
+            </w:r>
+            <w:r>
+              <w:t>6</w:t>
+            </w:r>
+            <w:r>
+              <w:fldChar w:fldCharType="end"/>
+            </w:r>
+          </w:hyperlink>
+        </w:p>
+        <w:p>
+          <w:pPr>
+            <w:tabs>
+              <w:tab w:val="right" w:leader="dot" w:pos="9350"/>
+            </w:tabs>
+            <w:spacing w:after="60"/>
+            <w:ind w:left="284"/>
+          </w:pPr>
+          <w:hyperlink w:anchor="_Toc700007" w:history="1">
+            <w:r>
+              <w:t xml:space="preserve">4.1 SEC-01 — Ingreso a la aplicación de escritorio</w:t>
+            </w:r>
+            <w:r>
+              <w:tab/>
+            </w:r>
+            <w:r>
+              <w:fldChar w:fldCharType="begin"/>
+            </w:r>
+            <w:r>
+              <w:instrText xml:space="preserve"> PAGEREF _Toc700007 \h </w:instrText>
+            </w:r>
+            <w:r>
+              <w:fldChar w:fldCharType="separate"/>
+            </w:r>
+            <w:r>
+              <w:t>6</w:t>
+            </w:r>
+            <w:r>
+              <w:fldChar w:fldCharType="end"/>
+            </w:r>
+          </w:hyperlink>
+        </w:p>
+        <w:p>
+          <w:pPr>
+            <w:tabs>
+              <w:tab w:val="right" w:leader="dot" w:pos="9350"/>
+            </w:tabs>
+            <w:spacing w:after="60"/>
+            <w:ind w:left="284"/>
+          </w:pPr>
+          <w:hyperlink w:anchor="_Toc700008" w:history="1">
+            <w:r>
+              <w:t xml:space="preserve">4.2 SEC-02 — Solicitud de presupuesto desde la web</w:t>
+            </w:r>
+            <w:r>
+              <w:tab/>
+            </w:r>
+            <w:r>
+              <w:fldChar w:fldCharType="begin"/>
+            </w:r>
+            <w:r>
+              <w:instrText xml:space="preserve"> PAGEREF _Toc700008 \h </w:instrText>
+            </w:r>
+            <w:r>
+              <w:fldChar w:fldCharType="separate"/>
+            </w:r>
+            <w:r>
+              <w:t>8</w:t>
+            </w:r>
+            <w:r>
+              <w:fldChar w:fldCharType="end"/>
+            </w:r>
+          </w:hyperlink>
+        </w:p>
+        <w:p>
+          <w:pPr>
+            <w:tabs>
+              <w:tab w:val="right" w:leader="dot" w:pos="9350"/>
+            </w:tabs>
+            <w:spacing w:after="60"/>
+            <w:ind w:left="284"/>
+          </w:pPr>
+          <w:hyperlink w:anchor="_Toc700009" w:history="1">
+            <w:r>
+              <w:t xml:space="preserve">4.3 SEC-03 — Elaboración y emisión de la cotización</w:t>
+            </w:r>
+            <w:r>
+              <w:tab/>
+            </w:r>
+            <w:r>
+              <w:fldChar w:fldCharType="begin"/>
+            </w:r>
+            <w:r>
+              <w:instrText xml:space="preserve"> PAGEREF _Toc700009 \h </w:instrText>
+            </w:r>
+            <w:r>
+              <w:fldChar w:fldCharType="separate"/>
+            </w:r>
+            <w:r>
+              <w:t>10</w:t>
+            </w:r>
+            <w:r>
+              <w:fldChar w:fldCharType="end"/>
+            </w:r>
+          </w:hyperlink>
+        </w:p>
+        <w:p>
+          <w:pPr>
+            <w:tabs>
+              <w:tab w:val="right" w:leader="dot" w:pos="9350"/>
+            </w:tabs>
+            <w:spacing w:after="60"/>
+            <w:ind w:left="284"/>
+          </w:pPr>
+          <w:hyperlink w:anchor="_Toc700010" w:history="1">
+            <w:r>
+              <w:t xml:space="preserve">4.4 SEC-04 — Aceptación y generación automática de la orden de compra</w:t>
+            </w:r>
+            <w:r>
+              <w:tab/>
+            </w:r>
+            <w:r>
+              <w:fldChar w:fldCharType="begin"/>
+            </w:r>
+            <w:r>
+              <w:instrText xml:space="preserve"> PAGEREF _Toc700010 \h </w:instrText>
+            </w:r>
+            <w:r>
+              <w:fldChar w:fldCharType="separate"/>
+            </w:r>
+            <w:r>
+              <w:t>12</w:t>
+            </w:r>
+            <w:r>
+              <w:fldChar w:fldCharType="end"/>
+            </w:r>
+          </w:hyperlink>
+        </w:p>
+        <w:p>
+          <w:pPr>
+            <w:tabs>
+              <w:tab w:val="right" w:leader="dot" w:pos="9350"/>
+            </w:tabs>
+            <w:spacing w:after="60"/>
+            <w:ind w:left="284"/>
+          </w:pPr>
+          <w:hyperlink w:anchor="_Toc700011" w:history="1">
+            <w:r>
+              <w:t xml:space="preserve">4.5 SEC-05 — Pago del anticipo y confirmación automática de la orden</w:t>
+            </w:r>
+            <w:r>
+              <w:tab/>
+            </w:r>
+            <w:r>
+              <w:fldChar w:fldCharType="begin"/>
+            </w:r>
+            <w:r>
+              <w:instrText xml:space="preserve"> PAGEREF _Toc700011 \h </w:instrText>
+            </w:r>
+            <w:r>
+              <w:fldChar w:fldCharType="separate"/>
+            </w:r>
+            <w:r>
+              <w:t>14</w:t>
+            </w:r>
+            <w:r>
+              <w:fldChar w:fldCharType="end"/>
+            </w:r>
+          </w:hyperlink>
+        </w:p>
+        <w:p>
+          <w:pPr>
+            <w:tabs>
+              <w:tab w:val="right" w:leader="dot" w:pos="9350"/>
+            </w:tabs>
+            <w:spacing w:after="60"/>
+            <w:ind w:left="284"/>
+          </w:pPr>
+          <w:hyperlink w:anchor="_Toc700012" w:history="1">
+            <w:r>
+              <w:t xml:space="preserve">4.6 SEC-06 — Generación y ejecución de la orden de trabajo</w:t>
+            </w:r>
+            <w:r>
+              <w:tab/>
+            </w:r>
+            <w:r>
+              <w:fldChar w:fldCharType="begin"/>
+            </w:r>
+            <w:r>
+              <w:instrText xml:space="preserve"> PAGEREF _Toc700012 \h </w:instrText>
+            </w:r>
+            <w:r>
+              <w:fldChar w:fldCharType="separate"/>
+            </w:r>
+            <w:r>
+              <w:t>16</w:t>
+            </w:r>
+            <w:r>
+              <w:fldChar w:fldCharType="end"/>
+            </w:r>
+          </w:hyperlink>
+        </w:p>
+        <w:p>
+          <w:pPr>
+            <w:tabs>
+              <w:tab w:val="right" w:leader="dot" w:pos="9350"/>
+            </w:tabs>
+            <w:spacing w:after="60"/>
+            <w:ind w:left="284"/>
+          </w:pPr>
+          <w:hyperlink w:anchor="_Toc700013" w:history="1">
+            <w:r>
+              <w:t xml:space="preserve">4.7 SEC-07 — Control de calidad y cierre de la orden de trabajo</w:t>
+            </w:r>
+            <w:r>
+              <w:tab/>
+            </w:r>
+            <w:r>
+              <w:fldChar w:fldCharType="begin"/>
+            </w:r>
+            <w:r>
+              <w:instrText xml:space="preserve"> PAGEREF _Toc700013 \h </w:instrText>
+            </w:r>
+            <w:r>
+              <w:fldChar w:fldCharType="separate"/>
+            </w:r>
+            <w:r>
+              <w:t>18</w:t>
+            </w:r>
+            <w:r>
+              <w:fldChar w:fldCharType="end"/>
+            </w:r>
+          </w:hyperlink>
+        </w:p>
+        <w:p>
+          <w:pPr>
+            <w:tabs>
+              <w:tab w:val="right" w:leader="dot" w:pos="9350"/>
+            </w:tabs>
+            <w:spacing w:after="60"/>
+            <w:ind w:left="284"/>
+          </w:pPr>
+          <w:hyperlink w:anchor="_Toc700014" w:history="1">
+            <w:r>
+              <w:t xml:space="preserve">4.8 SEC-08 — Tareas automáticas diarias</w:t>
+            </w:r>
+            <w:r>
+              <w:tab/>
+            </w:r>
+            <w:r>
+              <w:fldChar w:fldCharType="begin"/>
+            </w:r>
+            <w:r>
+              <w:instrText xml:space="preserve"> PAGEREF _Toc700014 \h </w:instrText>
+            </w:r>
+            <w:r>
+              <w:fldChar w:fldCharType="separate"/>
+            </w:r>
+            <w:r>
+              <w:t>20</w:t>
+            </w:r>
+            <w:r>
+              <w:fldChar w:fldCharType="end"/>
+            </w:r>
+          </w:hyperlink>
+        </w:p>
+        <w:p>
+          <w:pPr>
+            <w:tabs>
+              <w:tab w:val="right" w:leader="dot" w:pos="9350"/>
+            </w:tabs>
+            <w:spacing w:after="60"/>
+            <w:ind w:left="284"/>
+          </w:pPr>
+          <w:hyperlink w:anchor="_Toc700015" w:history="1">
+            <w:r>
+              <w:t xml:space="preserve">4.9 SEC-09 — Administración del canal web desde el escritorio</w:t>
+            </w:r>
+            <w:r>
+              <w:tab/>
+            </w:r>
+            <w:r>
+              <w:fldChar w:fldCharType="begin"/>
+            </w:r>
+            <w:r>
+              <w:instrText xml:space="preserve"> PAGEREF _Toc700015 \h </w:instrText>
+            </w:r>
+            <w:r>
+              <w:fldChar w:fldCharType="separate"/>
+            </w:r>
+            <w:r>
+              <w:t>22</w:t>
+            </w:r>
+            <w:r>
+              <w:fldChar w:fldCharType="end"/>
+            </w:r>
+          </w:hyperlink>
+        </w:p>
+        <w:p>
+          <w:pPr>
+            <w:tabs>
+              <w:tab w:val="right" w:leader="dot" w:pos="9350"/>
+            </w:tabs>
+            <w:spacing w:after="60"/>
+            <w:ind w:left="284"/>
+          </w:pPr>
+          <w:hyperlink w:anchor="_Toc700016" w:history="1">
+            <w:r>
+              <w:t xml:space="preserve">4.10 SEC-10 — Consulta del seguimiento de un pedido por la API pública</w:t>
+            </w:r>
+            <w:r>
+              <w:tab/>
+            </w:r>
+            <w:r>
+              <w:fldChar w:fldCharType="begin"/>
+            </w:r>
+            <w:r>
+              <w:instrText xml:space="preserve"> PAGEREF _Toc700016 \h </w:instrText>
+            </w:r>
+            <w:r>
+              <w:fldChar w:fldCharType="separate"/>
+            </w:r>
+            <w:r>
+              <w:t>24</w:t>
+            </w:r>
+            <w:r>
+              <w:fldChar w:fldCharType="end"/>
+            </w:r>
+          </w:hyperlink>
+        </w:p>
+        <w:p>
+          <w:pPr>
+            <w:tabs>
+              <w:tab w:val="right" w:leader="dot" w:pos="9350"/>
+            </w:tabs>
+            <w:spacing w:after="60"/>
+            <w:ind w:left="284"/>
+          </w:pPr>
+          <w:hyperlink w:anchor="_Toc700017" w:history="1">
+            <w:r>
+              <w:t xml:space="preserve">4.11 SEC-11 — Estimación de precio por la API del cotizador</w:t>
+            </w:r>
+            <w:r>
+              <w:tab/>
+            </w:r>
+            <w:r>
+              <w:fldChar w:fldCharType="begin"/>
+            </w:r>
+            <w:r>
+              <w:instrText xml:space="preserve"> PAGEREF _Toc700017 \h </w:instrText>
+            </w:r>
+            <w:r>
+              <w:fldChar w:fldCharType="separate"/>
+            </w:r>
+            <w:r>
+              <w:t>26</w:t>
+            </w:r>
+            <w:r>
+              <w:fldChar w:fldCharType="end"/>
+            </w:r>
+          </w:hyperlink>
+        </w:p>
+        <w:p>
+          <w:pPr>
+            <w:tabs>
+              <w:tab w:val="right" w:leader="dot" w:pos="9350"/>
+            </w:tabs>
+            <w:spacing w:after="60"/>
+            <w:ind w:left="284"/>
+          </w:pPr>
+          <w:hyperlink w:anchor="_Toc700018" w:history="1">
+            <w:r>
+              <w:t xml:space="preserve">4.12 SEC-12 — Consulta de materiales a reponer por la API de disponibilidad</w:t>
+            </w:r>
+            <w:r>
+              <w:tab/>
+            </w:r>
+            <w:r>
+              <w:fldChar w:fldCharType="begin"/>
+            </w:r>
+            <w:r>
+              <w:instrText xml:space="preserve"> PAGEREF _Toc700018 \h </w:instrText>
+            </w:r>
+            <w:r>
+              <w:fldChar w:fldCharType="separate"/>
+            </w:r>
+            <w:r>
+              <w:t>28</w:t>
+            </w:r>
+            <w:r>
+              <w:fldChar w:fldCharType="end"/>
+            </w:r>
+          </w:hyperlink>
+        </w:p>
+        <w:p>
+          <w:pPr>
+            <w:tabs>
+              <w:tab w:val="right" w:leader="dot" w:pos="9350"/>
+            </w:tabs>
+            <w:spacing w:after="60"/>
+            <w:ind w:left="0"/>
+          </w:pPr>
+          <w:hyperlink w:anchor="_Toc700019" w:history="1">
+            <w:r>
+              <w:t xml:space="preserve">5. Control de versiones del documento</w:t>
+            </w:r>
+            <w:r>
+              <w:tab/>
+            </w:r>
+            <w:r>
+              <w:fldChar w:fldCharType="begin"/>
+            </w:r>
+            <w:r>
+              <w:instrText xml:space="preserve"> PAGEREF _Toc700019 \h </w:instrText>
+            </w:r>
+            <w:r>
+              <w:fldChar w:fldCharType="separate"/>
+            </w:r>
+            <w:r>
+              <w:t>30</w:t>
+            </w:r>
+            <w:r>
+              <w:fldChar w:fldCharType="end"/>
+            </w:r>
+          </w:hyperlink>
         </w:p>
         <w:p>
           <w:r>
@@ -913,6 +1525,8 @@
       <w:pPr>
         <w:pStyle w:val="Heading1"/>
       </w:pPr>
+      <w:bookmarkStart w:id="880002" w:name="_Toc700002"/>
+      <w:bookmarkEnd w:id="880002"/>
       <w:r>
         <w:t xml:space="preserve">1. Propósito y alcance</w:t>
       </w:r>
@@ -940,6 +1554,8 @@
         <w:pStyle w:val="Heading1"/>
         <w:pageBreakBefore/>
       </w:pPr>
+      <w:bookmarkStart w:id="880003" w:name="_Toc700003"/>
+      <w:bookmarkEnd w:id="880003"/>
       <w:r>
         <w:t xml:space="preserve">2. Notación y componentes</w:t>
       </w:r>
@@ -1485,6 +2101,8 @@
       <w:pPr>
         <w:pStyle w:val="Heading2"/>
       </w:pPr>
+      <w:bookmarkStart w:id="880004" w:name="_Toc700004"/>
+      <w:bookmarkEnd w:id="880004"/>
       <w:r>
         <w:t xml:space="preserve">2.1 Componentes que participan en los flujos</w:t>
       </w:r>
@@ -1872,7 +2490,7 @@
                 <w:sz w:val="18"/>
                 <w:szCs w:val="18"/>
               </w:rPr>
-              <w:t xml:space="preserve">Servicios para terceros y para el portal: seguimiento de pedidos y cotizador. Autoriza por clave y servicio, limita a 60 consultas por minuto y registra cada consulta.</w:t>
+              <w:t xml:space="preserve">Servicios para terceros y para el portal: seguimiento de pedidos, cotizador y disponibilidad de materiales. Autoriza por clave y servicio, limita a 60 consultas por minuto y registra cada consulta.</w:t>
             </w:r>
           </w:p>
         </w:tc>
@@ -2532,6 +3150,8 @@
         <w:pStyle w:val="Heading1"/>
         <w:pageBreakBefore/>
       </w:pPr>
+      <w:bookmarkStart w:id="880005" w:name="_Toc700005"/>
+      <w:bookmarkEnd w:id="880005"/>
       <w:r>
         <w:t xml:space="preserve">3. Índice de diagramas</w:t>
       </w:r>
@@ -4010,6 +4630,127 @@
           </w:p>
         </w:tc>
       </w:tr>
+      <w:tr>
+        <w:trPr>
+          <w:cantSplit/>
+        </w:trPr>
+        <w:tc>
+          <w:tcPr>
+            <w:tcW w:type="dxa" w:w="1000"/>
+            <w:tcBorders>
+              <w:top w:val="single" w:color="8496B0" w:sz="4"/>
+              <w:left w:val="single" w:color="8496B0" w:sz="4"/>
+              <w:bottom w:val="single" w:color="8496B0" w:sz="4"/>
+              <w:right w:val="single" w:color="8496B0" w:sz="4"/>
+            </w:tcBorders>
+            <w:tcMar>
+              <w:top w:type="dxa" w:w="50"/>
+              <w:left w:type="dxa" w:w="90"/>
+              <w:bottom w:type="dxa" w:w="50"/>
+              <w:right w:type="dxa" w:w="90"/>
+            </w:tcMar>
+          </w:tcPr>
+          <w:p>
+            <w:r>
+              <w:rPr>
+                <w:rFonts w:ascii="Calibri" w:cs="Calibri" w:eastAsia="Calibri" w:hAnsi="Calibri"/>
+                <w:b w:val="false"/>
+                <w:bCs w:val="false"/>
+                <w:sz w:val="18"/>
+                <w:szCs w:val="18"/>
+              </w:rPr>
+              <w:t xml:space="preserve">SEC-12</w:t>
+            </w:r>
+          </w:p>
+        </w:tc>
+        <w:tc>
+          <w:tcPr>
+            <w:tcW w:type="dxa" w:w="3600"/>
+            <w:tcBorders>
+              <w:top w:val="single" w:color="8496B0" w:sz="4"/>
+              <w:left w:val="single" w:color="8496B0" w:sz="4"/>
+              <w:bottom w:val="single" w:color="8496B0" w:sz="4"/>
+              <w:right w:val="single" w:color="8496B0" w:sz="4"/>
+            </w:tcBorders>
+            <w:tcMar>
+              <w:top w:type="dxa" w:w="50"/>
+              <w:left w:type="dxa" w:w="90"/>
+              <w:bottom w:type="dxa" w:w="50"/>
+              <w:right w:type="dxa" w:w="90"/>
+            </w:tcMar>
+          </w:tcPr>
+          <w:p>
+            <w:r>
+              <w:rPr>
+                <w:rFonts w:ascii="Calibri" w:cs="Calibri" w:eastAsia="Calibri" w:hAnsi="Calibri"/>
+                <w:b w:val="false"/>
+                <w:bCs w:val="false"/>
+                <w:sz w:val="18"/>
+                <w:szCs w:val="18"/>
+              </w:rPr>
+              <w:t xml:space="preserve">Consulta de materiales a reponer por la API de disponibilidad</w:t>
+            </w:r>
+          </w:p>
+        </w:tc>
+        <w:tc>
+          <w:tcPr>
+            <w:tcW w:type="dxa" w:w="2200"/>
+            <w:tcBorders>
+              <w:top w:val="single" w:color="8496B0" w:sz="4"/>
+              <w:left w:val="single" w:color="8496B0" w:sz="4"/>
+              <w:bottom w:val="single" w:color="8496B0" w:sz="4"/>
+              <w:right w:val="single" w:color="8496B0" w:sz="4"/>
+            </w:tcBorders>
+            <w:tcMar>
+              <w:top w:type="dxa" w:w="50"/>
+              <w:left w:type="dxa" w:w="90"/>
+              <w:bottom w:type="dxa" w:w="50"/>
+              <w:right w:type="dxa" w:w="90"/>
+            </w:tcMar>
+          </w:tcPr>
+          <w:p>
+            <w:r>
+              <w:rPr>
+                <w:rFonts w:ascii="Calibri" w:cs="Calibri" w:eastAsia="Calibri" w:hAnsi="Calibri"/>
+                <w:b w:val="false"/>
+                <w:bCs w:val="false"/>
+                <w:sz w:val="18"/>
+                <w:szCs w:val="18"/>
+              </w:rPr>
+              <w:t xml:space="preserve">Proveedor autorizado o sistema externo</w:t>
+            </w:r>
+          </w:p>
+        </w:tc>
+        <w:tc>
+          <w:tcPr>
+            <w:tcW w:type="dxa" w:w="2560"/>
+            <w:tcBorders>
+              <w:top w:val="single" w:color="8496B0" w:sz="4"/>
+              <w:left w:val="single" w:color="8496B0" w:sz="4"/>
+              <w:bottom w:val="single" w:color="8496B0" w:sz="4"/>
+              <w:right w:val="single" w:color="8496B0" w:sz="4"/>
+            </w:tcBorders>
+            <w:tcMar>
+              <w:top w:type="dxa" w:w="50"/>
+              <w:left w:type="dxa" w:w="90"/>
+              <w:bottom w:type="dxa" w:w="50"/>
+              <w:right w:type="dxa" w:w="90"/>
+            </w:tcMar>
+          </w:tcPr>
+          <w:p>
+            <w:r>
+              <w:rPr>
+                <w:rFonts w:ascii="Calibri" w:cs="Calibri" w:eastAsia="Calibri" w:hAnsi="Calibri"/>
+                <w:b w:val="false"/>
+                <w:bCs w:val="false"/>
+                <w:sz w:val="18"/>
+                <w:szCs w:val="18"/>
+              </w:rPr>
+              <w:t xml:space="preserve">CU-REP-08, RF-INV-09, RF-INT-04, RN-09</w:t>
+            </w:r>
+          </w:p>
+        </w:tc>
+      </w:tr>
     </w:tbl>
     <w:p>
       <w:pPr>
@@ -4021,6 +4762,8 @@
         <w:pStyle w:val="Heading1"/>
         <w:pageBreakBefore/>
       </w:pPr>
+      <w:bookmarkStart w:id="880006" w:name="_Toc700006"/>
+      <w:bookmarkEnd w:id="880006"/>
       <w:r>
         <w:t xml:space="preserve">4. Diagramas de secuencia</w:t>
       </w:r>
@@ -4029,6 +4772,8 @@
       <w:pPr>
         <w:pStyle w:val="Heading2"/>
       </w:pPr>
+      <w:bookmarkStart w:id="880007" w:name="_Toc700007"/>
+      <w:bookmarkEnd w:id="880007"/>
       <w:r>
         <w:t xml:space="preserve">4.1 SEC-01 — Ingreso a la aplicación de escritorio</w:t>
       </w:r>
@@ -4587,6 +5332,8 @@
       <w:pPr>
         <w:pStyle w:val="Heading2"/>
       </w:pPr>
+      <w:bookmarkStart w:id="880008" w:name="_Toc700008"/>
+      <w:bookmarkEnd w:id="880008"/>
       <w:r>
         <w:t xml:space="preserve">4.2 SEC-02 — Solicitud de presupuesto desde la web</w:t>
       </w:r>
@@ -5145,6 +5892,8 @@
       <w:pPr>
         <w:pStyle w:val="Heading2"/>
       </w:pPr>
+      <w:bookmarkStart w:id="880009" w:name="_Toc700009"/>
+      <w:bookmarkEnd w:id="880009"/>
       <w:r>
         <w:t xml:space="preserve">4.3 SEC-03 — Elaboración y emisión de la cotización</w:t>
       </w:r>
@@ -5703,6 +6452,8 @@
       <w:pPr>
         <w:pStyle w:val="Heading2"/>
       </w:pPr>
+      <w:bookmarkStart w:id="880010" w:name="_Toc700010"/>
+      <w:bookmarkEnd w:id="880010"/>
       <w:r>
         <w:t xml:space="preserve">4.4 SEC-04 — Aceptación y generación automática de la orden de compra</w:t>
       </w:r>
@@ -6248,6 +6999,8 @@
       <w:pPr>
         <w:pStyle w:val="Heading2"/>
       </w:pPr>
+      <w:bookmarkStart w:id="880011" w:name="_Toc700011"/>
+      <w:bookmarkEnd w:id="880011"/>
       <w:r>
         <w:t xml:space="preserve">4.5 SEC-05 — Pago del anticipo y confirmación automática de la orden</w:t>
       </w:r>
@@ -6806,6 +7559,8 @@
       <w:pPr>
         <w:pStyle w:val="Heading2"/>
       </w:pPr>
+      <w:bookmarkStart w:id="880012" w:name="_Toc700012"/>
+      <w:bookmarkEnd w:id="880012"/>
       <w:r>
         <w:t xml:space="preserve">4.6 SEC-06 — Generación y ejecución de la orden de trabajo</w:t>
       </w:r>
@@ -7364,6 +8119,8 @@
       <w:pPr>
         <w:pStyle w:val="Heading2"/>
       </w:pPr>
+      <w:bookmarkStart w:id="880013" w:name="_Toc700013"/>
+      <w:bookmarkEnd w:id="880013"/>
       <w:r>
         <w:t xml:space="preserve">4.7 SEC-07 — Control de calidad y cierre de la orden de trabajo</w:t>
       </w:r>
@@ -7948,6 +8705,8 @@
       <w:pPr>
         <w:pStyle w:val="Heading2"/>
       </w:pPr>
+      <w:bookmarkStart w:id="880014" w:name="_Toc700014"/>
+      <w:bookmarkEnd w:id="880014"/>
       <w:r>
         <w:t xml:space="preserve">4.8 SEC-08 — Tareas automáticas diarias</w:t>
       </w:r>
@@ -8519,6 +9278,8 @@
       <w:pPr>
         <w:pStyle w:val="Heading2"/>
       </w:pPr>
+      <w:bookmarkStart w:id="880015" w:name="_Toc700015"/>
+      <w:bookmarkEnd w:id="880015"/>
       <w:r>
         <w:t xml:space="preserve">4.9 SEC-09 — Administración del canal web desde el escritorio</w:t>
       </w:r>
@@ -9064,6 +9825,8 @@
       <w:pPr>
         <w:pStyle w:val="Heading2"/>
       </w:pPr>
+      <w:bookmarkStart w:id="880016" w:name="_Toc700016"/>
+      <w:bookmarkEnd w:id="880016"/>
       <w:r>
         <w:t xml:space="preserve">4.10 SEC-10 — Consulta del seguimiento de un pedido por la API pública</w:t>
       </w:r>
@@ -9635,6 +10398,8 @@
       <w:pPr>
         <w:pStyle w:val="Heading2"/>
       </w:pPr>
+      <w:bookmarkStart w:id="880017" w:name="_Toc700017"/>
+      <w:bookmarkEnd w:id="880017"/>
       <w:r>
         <w:t xml:space="preserve">4.11 SEC-11 — Estimación de precio por la API del cotizador</w:t>
       </w:r>
@@ -10204,8 +10969,583 @@
     </w:p>
     <w:p>
       <w:pPr>
+        <w:pStyle w:val="Heading2"/>
+      </w:pPr>
+      <w:bookmarkStart w:id="880018" w:name="_Toc700018"/>
+      <w:bookmarkEnd w:id="880018"/>
+      <w:r>
+        <w:t xml:space="preserve">4.12 SEC-12 — Consulta de materiales a reponer por la API de disponibilidad</w:t>
+      </w:r>
+    </w:p>
+    <w:tbl>
+      <w:tblPr>
+        <w:tblW w:type="dxa" w:w="9360"/>
+        <w:tblBorders>
+          <w:top w:val="single" w:color="auto" w:sz="4"/>
+          <w:left w:val="single" w:color="auto" w:sz="4"/>
+          <w:bottom w:val="single" w:color="auto" w:sz="4"/>
+          <w:right w:val="single" w:color="auto" w:sz="4"/>
+          <w:insideH w:val="single" w:color="auto" w:sz="4"/>
+          <w:insideV w:val="single" w:color="auto" w:sz="4"/>
+        </w:tblBorders>
+      </w:tblPr>
+      <w:tblGrid>
+        <w:gridCol w:w="2200"/>
+        <w:gridCol w:w="7160"/>
+      </w:tblGrid>
+      <w:tr>
+        <w:trPr>
+          <w:tblHeader/>
+        </w:trPr>
+        <w:tc>
+          <w:tcPr>
+            <w:tcW w:type="dxa" w:w="2200"/>
+            <w:tcBorders>
+              <w:top w:val="single" w:color="8496B0" w:sz="4"/>
+              <w:left w:val="single" w:color="8496B0" w:sz="4"/>
+              <w:bottom w:val="single" w:color="8496B0" w:sz="4"/>
+              <w:right w:val="single" w:color="8496B0" w:sz="4"/>
+            </w:tcBorders>
+            <w:shd w:fill="DCE4EF" w:color="auto" w:val="clear"/>
+            <w:tcMar>
+              <w:top w:type="dxa" w:w="50"/>
+              <w:left w:type="dxa" w:w="90"/>
+              <w:bottom w:type="dxa" w:w="50"/>
+              <w:right w:type="dxa" w:w="90"/>
+            </w:tcMar>
+          </w:tcPr>
+          <w:p>
+            <w:r>
+              <w:rPr>
+                <w:rFonts w:ascii="Calibri" w:cs="Calibri" w:eastAsia="Calibri" w:hAnsi="Calibri"/>
+                <w:b/>
+                <w:bCs/>
+                <w:sz w:val="18"/>
+                <w:szCs w:val="18"/>
+              </w:rPr>
+              <w:t xml:space="preserve">Elemento</w:t>
+            </w:r>
+          </w:p>
+        </w:tc>
+        <w:tc>
+          <w:tcPr>
+            <w:tcW w:type="dxa" w:w="7160"/>
+            <w:tcBorders>
+              <w:top w:val="single" w:color="8496B0" w:sz="4"/>
+              <w:left w:val="single" w:color="8496B0" w:sz="4"/>
+              <w:bottom w:val="single" w:color="8496B0" w:sz="4"/>
+              <w:right w:val="single" w:color="8496B0" w:sz="4"/>
+            </w:tcBorders>
+            <w:shd w:fill="DCE4EF" w:color="auto" w:val="clear"/>
+            <w:tcMar>
+              <w:top w:type="dxa" w:w="50"/>
+              <w:left w:type="dxa" w:w="90"/>
+              <w:bottom w:type="dxa" w:w="50"/>
+              <w:right w:type="dxa" w:w="90"/>
+            </w:tcMar>
+          </w:tcPr>
+          <w:p>
+            <w:r>
+              <w:rPr>
+                <w:rFonts w:ascii="Calibri" w:cs="Calibri" w:eastAsia="Calibri" w:hAnsi="Calibri"/>
+                <w:b/>
+                <w:bCs/>
+                <w:sz w:val="18"/>
+                <w:szCs w:val="18"/>
+              </w:rPr>
+              <w:t xml:space="preserve">Descripción</w:t>
+            </w:r>
+          </w:p>
+        </w:tc>
+      </w:tr>
+      <w:tr>
+        <w:trPr>
+          <w:cantSplit/>
+        </w:trPr>
+        <w:tc>
+          <w:tcPr>
+            <w:tcW w:type="dxa" w:w="2200"/>
+            <w:tcBorders>
+              <w:top w:val="single" w:color="8496B0" w:sz="4"/>
+              <w:left w:val="single" w:color="8496B0" w:sz="4"/>
+              <w:bottom w:val="single" w:color="8496B0" w:sz="4"/>
+              <w:right w:val="single" w:color="8496B0" w:sz="4"/>
+            </w:tcBorders>
+            <w:tcMar>
+              <w:top w:type="dxa" w:w="50"/>
+              <w:left w:type="dxa" w:w="90"/>
+              <w:bottom w:type="dxa" w:w="50"/>
+              <w:right w:type="dxa" w:w="90"/>
+            </w:tcMar>
+          </w:tcPr>
+          <w:p>
+            <w:r>
+              <w:rPr>
+                <w:rFonts w:ascii="Calibri" w:cs="Calibri" w:eastAsia="Calibri" w:hAnsi="Calibri"/>
+                <w:b w:val="false"/>
+                <w:bCs w:val="false"/>
+                <w:sz w:val="18"/>
+                <w:szCs w:val="18"/>
+              </w:rPr>
+              <w:t xml:space="preserve">Objetivo</w:t>
+            </w:r>
+          </w:p>
+        </w:tc>
+        <w:tc>
+          <w:tcPr>
+            <w:tcW w:type="dxa" w:w="7160"/>
+            <w:tcBorders>
+              <w:top w:val="single" w:color="8496B0" w:sz="4"/>
+              <w:left w:val="single" w:color="8496B0" w:sz="4"/>
+              <w:bottom w:val="single" w:color="8496B0" w:sz="4"/>
+              <w:right w:val="single" w:color="8496B0" w:sz="4"/>
+            </w:tcBorders>
+            <w:tcMar>
+              <w:top w:type="dxa" w:w="50"/>
+              <w:left w:type="dxa" w:w="90"/>
+              <w:bottom w:type="dxa" w:w="50"/>
+              <w:right w:type="dxa" w:w="90"/>
+            </w:tcMar>
+          </w:tcPr>
+          <w:p>
+            <w:r>
+              <w:rPr>
+                <w:rFonts w:ascii="Calibri" w:cs="Calibri" w:eastAsia="Calibri" w:hAnsi="Calibri"/>
+                <w:b w:val="false"/>
+                <w:bCs w:val="false"/>
+                <w:sz w:val="18"/>
+                <w:szCs w:val="18"/>
+              </w:rPr>
+              <w:t xml:space="preserve">Informar a un proveedor autorizado qué materiales están bajo su stock mínimo y cuánto conviene reponer, para que prepare el despacho antes de que la planta se quede sin material.</w:t>
+            </w:r>
+          </w:p>
+        </w:tc>
+      </w:tr>
+      <w:tr>
+        <w:trPr>
+          <w:cantSplit/>
+        </w:trPr>
+        <w:tc>
+          <w:tcPr>
+            <w:tcW w:type="dxa" w:w="2200"/>
+            <w:tcBorders>
+              <w:top w:val="single" w:color="8496B0" w:sz="4"/>
+              <w:left w:val="single" w:color="8496B0" w:sz="4"/>
+              <w:bottom w:val="single" w:color="8496B0" w:sz="4"/>
+              <w:right w:val="single" w:color="8496B0" w:sz="4"/>
+            </w:tcBorders>
+            <w:tcMar>
+              <w:top w:type="dxa" w:w="50"/>
+              <w:left w:type="dxa" w:w="90"/>
+              <w:bottom w:type="dxa" w:w="50"/>
+              <w:right w:type="dxa" w:w="90"/>
+            </w:tcMar>
+          </w:tcPr>
+          <w:p>
+            <w:r>
+              <w:rPr>
+                <w:rFonts w:ascii="Calibri" w:cs="Calibri" w:eastAsia="Calibri" w:hAnsi="Calibri"/>
+                <w:b w:val="false"/>
+                <w:bCs w:val="false"/>
+                <w:sz w:val="18"/>
+                <w:szCs w:val="18"/>
+              </w:rPr>
+              <w:t xml:space="preserve">Actor principal</w:t>
+            </w:r>
+          </w:p>
+        </w:tc>
+        <w:tc>
+          <w:tcPr>
+            <w:tcW w:type="dxa" w:w="7160"/>
+            <w:tcBorders>
+              <w:top w:val="single" w:color="8496B0" w:sz="4"/>
+              <w:left w:val="single" w:color="8496B0" w:sz="4"/>
+              <w:bottom w:val="single" w:color="8496B0" w:sz="4"/>
+              <w:right w:val="single" w:color="8496B0" w:sz="4"/>
+            </w:tcBorders>
+            <w:tcMar>
+              <w:top w:type="dxa" w:w="50"/>
+              <w:left w:type="dxa" w:w="90"/>
+              <w:bottom w:type="dxa" w:w="50"/>
+              <w:right w:type="dxa" w:w="90"/>
+            </w:tcMar>
+          </w:tcPr>
+          <w:p>
+            <w:r>
+              <w:rPr>
+                <w:rFonts w:ascii="Calibri" w:cs="Calibri" w:eastAsia="Calibri" w:hAnsi="Calibri"/>
+                <w:b w:val="false"/>
+                <w:bCs w:val="false"/>
+                <w:sz w:val="18"/>
+                <w:szCs w:val="18"/>
+              </w:rPr>
+              <w:t xml:space="preserve">Proveedor autorizado o sistema externo</w:t>
+            </w:r>
+          </w:p>
+        </w:tc>
+      </w:tr>
+      <w:tr>
+        <w:trPr>
+          <w:cantSplit/>
+        </w:trPr>
+        <w:tc>
+          <w:tcPr>
+            <w:tcW w:type="dxa" w:w="2200"/>
+            <w:tcBorders>
+              <w:top w:val="single" w:color="8496B0" w:sz="4"/>
+              <w:left w:val="single" w:color="8496B0" w:sz="4"/>
+              <w:bottom w:val="single" w:color="8496B0" w:sz="4"/>
+              <w:right w:val="single" w:color="8496B0" w:sz="4"/>
+            </w:tcBorders>
+            <w:tcMar>
+              <w:top w:type="dxa" w:w="50"/>
+              <w:left w:type="dxa" w:w="90"/>
+              <w:bottom w:type="dxa" w:w="50"/>
+              <w:right w:type="dxa" w:w="90"/>
+            </w:tcMar>
+          </w:tcPr>
+          <w:p>
+            <w:r>
+              <w:rPr>
+                <w:rFonts w:ascii="Calibri" w:cs="Calibri" w:eastAsia="Calibri" w:hAnsi="Calibri"/>
+                <w:b w:val="false"/>
+                <w:bCs w:val="false"/>
+                <w:sz w:val="18"/>
+                <w:szCs w:val="18"/>
+              </w:rPr>
+              <w:t xml:space="preserve">Precondición</w:t>
+            </w:r>
+          </w:p>
+        </w:tc>
+        <w:tc>
+          <w:tcPr>
+            <w:tcW w:type="dxa" w:w="7160"/>
+            <w:tcBorders>
+              <w:top w:val="single" w:color="8496B0" w:sz="4"/>
+              <w:left w:val="single" w:color="8496B0" w:sz="4"/>
+              <w:bottom w:val="single" w:color="8496B0" w:sz="4"/>
+              <w:right w:val="single" w:color="8496B0" w:sz="4"/>
+            </w:tcBorders>
+            <w:tcMar>
+              <w:top w:type="dxa" w:w="50"/>
+              <w:left w:type="dxa" w:w="90"/>
+              <w:bottom w:type="dxa" w:w="50"/>
+              <w:right w:type="dxa" w:w="90"/>
+            </w:tcMar>
+          </w:tcPr>
+          <w:p>
+            <w:r>
+              <w:rPr>
+                <w:rFonts w:ascii="Calibri" w:cs="Calibri" w:eastAsia="Calibri" w:hAnsi="Calibri"/>
+                <w:b w:val="false"/>
+                <w:bCs w:val="false"/>
+                <w:sz w:val="18"/>
+                <w:szCs w:val="18"/>
+              </w:rPr>
+              <w:t xml:space="preserve">El consumidor tiene una clave con el servicio «materiales» (clave proveedores) y los materiales tienen definido su stock mínimo.</w:t>
+            </w:r>
+          </w:p>
+        </w:tc>
+      </w:tr>
+      <w:tr>
+        <w:trPr>
+          <w:cantSplit/>
+        </w:trPr>
+        <w:tc>
+          <w:tcPr>
+            <w:tcW w:type="dxa" w:w="2200"/>
+            <w:tcBorders>
+              <w:top w:val="single" w:color="8496B0" w:sz="4"/>
+              <w:left w:val="single" w:color="8496B0" w:sz="4"/>
+              <w:bottom w:val="single" w:color="8496B0" w:sz="4"/>
+              <w:right w:val="single" w:color="8496B0" w:sz="4"/>
+            </w:tcBorders>
+            <w:tcMar>
+              <w:top w:type="dxa" w:w="50"/>
+              <w:left w:type="dxa" w:w="90"/>
+              <w:bottom w:type="dxa" w:w="50"/>
+              <w:right w:type="dxa" w:w="90"/>
+            </w:tcMar>
+          </w:tcPr>
+          <w:p>
+            <w:r>
+              <w:rPr>
+                <w:rFonts w:ascii="Calibri" w:cs="Calibri" w:eastAsia="Calibri" w:hAnsi="Calibri"/>
+                <w:b w:val="false"/>
+                <w:bCs w:val="false"/>
+                <w:sz w:val="18"/>
+                <w:szCs w:val="18"/>
+              </w:rPr>
+              <w:t xml:space="preserve">Postcondición</w:t>
+            </w:r>
+          </w:p>
+        </w:tc>
+        <w:tc>
+          <w:tcPr>
+            <w:tcW w:type="dxa" w:w="7160"/>
+            <w:tcBorders>
+              <w:top w:val="single" w:color="8496B0" w:sz="4"/>
+              <w:left w:val="single" w:color="8496B0" w:sz="4"/>
+              <w:bottom w:val="single" w:color="8496B0" w:sz="4"/>
+              <w:right w:val="single" w:color="8496B0" w:sz="4"/>
+            </w:tcBorders>
+            <w:tcMar>
+              <w:top w:type="dxa" w:w="50"/>
+              <w:left w:type="dxa" w:w="90"/>
+              <w:bottom w:type="dxa" w:w="50"/>
+              <w:right w:type="dxa" w:w="90"/>
+            </w:tcMar>
+          </w:tcPr>
+          <w:p>
+            <w:r>
+              <w:rPr>
+                <w:rFonts w:ascii="Calibri" w:cs="Calibri" w:eastAsia="Calibri" w:hAnsi="Calibri"/>
+                <w:b w:val="false"/>
+                <w:bCs w:val="false"/>
+                <w:sz w:val="18"/>
+                <w:szCs w:val="18"/>
+              </w:rPr>
+              <w:t xml:space="preserve">Respuesta con los materiales bajo el mínimo y su cantidad sugerida, sin costos, precios, bodegas ni stock actual; el inventario no se modifica; consulta registrada como api_materiales.</w:t>
+            </w:r>
+          </w:p>
+        </w:tc>
+      </w:tr>
+      <w:tr>
+        <w:trPr>
+          <w:cantSplit/>
+        </w:trPr>
+        <w:tc>
+          <w:tcPr>
+            <w:tcW w:type="dxa" w:w="2200"/>
+            <w:tcBorders>
+              <w:top w:val="single" w:color="8496B0" w:sz="4"/>
+              <w:left w:val="single" w:color="8496B0" w:sz="4"/>
+              <w:bottom w:val="single" w:color="8496B0" w:sz="4"/>
+              <w:right w:val="single" w:color="8496B0" w:sz="4"/>
+            </w:tcBorders>
+            <w:tcMar>
+              <w:top w:type="dxa" w:w="50"/>
+              <w:left w:type="dxa" w:w="90"/>
+              <w:bottom w:type="dxa" w:w="50"/>
+              <w:right w:type="dxa" w:w="90"/>
+            </w:tcMar>
+          </w:tcPr>
+          <w:p>
+            <w:r>
+              <w:rPr>
+                <w:rFonts w:ascii="Calibri" w:cs="Calibri" w:eastAsia="Calibri" w:hAnsi="Calibri"/>
+                <w:b w:val="false"/>
+                <w:bCs w:val="false"/>
+                <w:sz w:val="18"/>
+                <w:szCs w:val="18"/>
+              </w:rPr>
+              <w:t xml:space="preserve">Trazabilidad</w:t>
+            </w:r>
+          </w:p>
+        </w:tc>
+        <w:tc>
+          <w:tcPr>
+            <w:tcW w:type="dxa" w:w="7160"/>
+            <w:tcBorders>
+              <w:top w:val="single" w:color="8496B0" w:sz="4"/>
+              <w:left w:val="single" w:color="8496B0" w:sz="4"/>
+              <w:bottom w:val="single" w:color="8496B0" w:sz="4"/>
+              <w:right w:val="single" w:color="8496B0" w:sz="4"/>
+            </w:tcBorders>
+            <w:tcMar>
+              <w:top w:type="dxa" w:w="50"/>
+              <w:left w:type="dxa" w:w="90"/>
+              <w:bottom w:type="dxa" w:w="50"/>
+              <w:right w:type="dxa" w:w="90"/>
+            </w:tcMar>
+          </w:tcPr>
+          <w:p>
+            <w:r>
+              <w:rPr>
+                <w:rFonts w:ascii="Calibri" w:cs="Calibri" w:eastAsia="Calibri" w:hAnsi="Calibri"/>
+                <w:b w:val="false"/>
+                <w:bCs w:val="false"/>
+                <w:sz w:val="18"/>
+                <w:szCs w:val="18"/>
+              </w:rPr>
+              <w:t xml:space="preserve">CU-REP-08, RF-INV-09, RF-INT-04, RN-09</w:t>
+            </w:r>
+          </w:p>
+        </w:tc>
+      </w:tr>
+    </w:tbl>
+    <w:p>
+      <w:pPr>
+        <w:spacing w:after="60"/>
+      </w:pPr>
+    </w:p>
+    <w:p>
+      <w:pPr>
+        <w:spacing w:after="120"/>
+        <w:jc w:val="both"/>
+      </w:pPr>
+      <w:r>
+        <w:t xml:space="preserve">Aspectos relevantes del flujo:</w:t>
+      </w:r>
+    </w:p>
+    <w:p>
+      <w:pPr>
+        <w:pStyle w:val="ListParagraph"/>
+        <w:numPr>
+          <w:ilvl w:val="0"/>
+          <w:numId w:val="2"/>
+        </w:numPr>
+        <w:spacing w:after="60"/>
+      </w:pPr>
+      <w:r>
+        <w:t xml:space="preserve">La autenticación por clave, el permiso por servicio y el límite por consumidor se aplican antes de consultar el inventario: las claves del portal reciben 403 sin datos.</w:t>
+      </w:r>
+    </w:p>
+    <w:p>
+      <w:pPr>
+        <w:pStyle w:val="ListParagraph"/>
+        <w:numPr>
+          <w:ilvl w:val="0"/>
+          <w:numId w:val="2"/>
+        </w:numPr>
+        <w:spacing w:after="60"/>
+      </w:pPr>
+      <w:r>
+        <w:t xml:space="preserve">El stock no se almacena: se obtiene sumando los movimientos del kardex de todas las bodegas en una sola consulta agrupada, igual que la alerta de reposición del escritorio (CU-INV-06).</w:t>
+      </w:r>
+    </w:p>
+    <w:p>
+      <w:pPr>
+        <w:pStyle w:val="ListParagraph"/>
+        <w:numPr>
+          <w:ilvl w:val="0"/>
+          <w:numId w:val="2"/>
+        </w:numPr>
+        <w:spacing w:after="60"/>
+      </w:pPr>
+      <w:r>
+        <w:t xml:space="preserve">Sólo se consideran los materiales activos con stock mínimo definido; los que tienen stock suficiente se omiten.</w:t>
+      </w:r>
+    </w:p>
+    <w:p>
+      <w:pPr>
+        <w:pStyle w:val="ListParagraph"/>
+        <w:numPr>
+          <w:ilvl w:val="0"/>
+          <w:numId w:val="2"/>
+        </w:numPr>
+        <w:spacing w:after="60"/>
+      </w:pPr>
+      <w:r>
+        <w:t xml:space="preserve">La cantidad sugerida deja el stock en el doble del mínimo (2 × stock mínimo − stock actual); en los materiales que se miden en unidades se redondea hacia arriba.</w:t>
+      </w:r>
+    </w:p>
+    <w:p>
+      <w:pPr>
+        <w:pStyle w:val="ListParagraph"/>
+        <w:numPr>
+          <w:ilvl w:val="0"/>
+          <w:numId w:val="2"/>
+        </w:numPr>
+        <w:spacing w:after="60"/>
+      </w:pPr>
+      <w:r>
+        <w:t xml:space="preserve">La respuesta no expone costos, precios, bodegas ni el stock actual, y queda registrada en log_integracion con el consumidor, el código de respuesta y la latencia.</w:t>
+      </w:r>
+    </w:p>
+    <w:p>
+      <w:pPr>
+        <w:sectPr>
+          <w:headerReference w:type="default" r:id="rId39"/>
+          <w:footerReference w:type="default" r:id="rId40"/>
+          <w:pgSz w:w="12240" w:h="15840" w:orient="portrait"/>
+          <w:pgMar w:top="1440" w:right="1440" w:bottom="1440" w:left="1440" w:header="708" w:footer="708" w:gutter="0"/>
+          <w:pgNumType/>
+          <w:docGrid w:linePitch="360"/>
+        </w:sectPr>
+      </w:pPr>
+    </w:p>
+    <w:p>
+      <w:pPr>
+        <w:keepNext/>
+        <w:spacing w:before="120"/>
+        <w:jc w:val="center"/>
+      </w:pPr>
+      <w:r>
+        <w:drawing>
+          <wp:inline distT="0" distB="0" distL="0" distR="0">
+            <wp:extent cx="7028020" cy="5347206"/>
+            <wp:effectExtent t="0" r="0" b="0" l="0"/>
+            <wp:docPr id="1" name="Figura 9. Diagrama de secuencia SEC-09: administración del canal web desde el escritorio." descr="Figura 11. Diagrama de secuencia SEC-11: estimación de precio por la API del cotizador." title="Figura 11. Diagrama de secuencia SEC-11: estimación de precio por la API del cotizador."/>
+            <wp:cNvGraphicFramePr>
+              <a:graphicFrameLocks xmlns:a="http://schemas.openxmlformats.org/drawingml/2006/main" noChangeAspect="1"/>
+            </wp:cNvGraphicFramePr>
+            <a:graphic xmlns:a="http://schemas.openxmlformats.org/drawingml/2006/main">
+              <a:graphicData uri="http://schemas.openxmlformats.org/drawingml/2006/picture">
+                <pic:pic xmlns:pic="http://schemas.openxmlformats.org/drawingml/2006/picture">
+                  <pic:nvPicPr>
+                    <pic:cNvPr id="0" name="" descr=""/>
+                    <pic:cNvPicPr>
+                      <a:picLocks noChangeAspect="1" noChangeArrowheads="1"/>
+                    </pic:cNvPicPr>
+                  </pic:nvPicPr>
+                  <pic:blipFill>
+                    <a:blip r:embed="rId56" cstate="none"/>
+                    <a:srcRect/>
+                    <a:stretch>
+                      <a:fillRect/>
+                    </a:stretch>
+                  </pic:blipFill>
+                  <pic:spPr bwMode="auto">
+                    <a:xfrm>
+                      <a:off x="0" y="0"/>
+                      <a:ext cx="7028020" cy="5347206"/>
+                    </a:xfrm>
+                    <a:prstGeom prst="rect">
+                      <a:avLst/>
+                    </a:prstGeom>
+                  </pic:spPr>
+                </pic:pic>
+              </a:graphicData>
+            </a:graphic>
+          </wp:inline>
+        </w:drawing>
+      </w:r>
+    </w:p>
+    <w:p>
+      <w:pPr>
+        <w:spacing w:after="200"/>
+        <w:jc w:val="center"/>
+      </w:pPr>
+      <w:r>
+        <w:rPr>
+          <w:i/>
+          <w:iCs/>
+          <w:color w:val="44546A"/>
+          <w:sz w:val="18"/>
+          <w:szCs w:val="18"/>
+        </w:rPr>
+        <w:t xml:space="preserve">Figura 12. Diagrama de secuencia SEC-12: consulta de materiales a reponer por la API de disponibilidad.</w:t>
+      </w:r>
+    </w:p>
+    <w:p>
+      <w:pPr>
+        <w:sectPr>
+          <w:headerReference w:type="default" r:id="rId41"/>
+          <w:footerReference w:type="default" r:id="rId42"/>
+          <w:pgSz w:w="15840" w:h="12240" w:orient="landscape"/>
+          <w:pgMar w:top="1440" w:right="1440" w:bottom="1440" w:left="1440" w:header="708" w:footer="708" w:gutter="0"/>
+          <w:pgNumType/>
+          <w:docGrid w:linePitch="360"/>
+        </w:sectPr>
+      </w:pPr>
+    </w:p>
+    <w:p>
+      <w:pPr>
         <w:pStyle w:val="Heading1"/>
       </w:pPr>
+      <w:bookmarkStart w:id="880019" w:name="_Toc700019"/>
+      <w:bookmarkEnd w:id="880019"/>
       <w:r>
         <w:t xml:space="preserve">5. Control de versiones del documento</w:t>
       </w:r>
@@ -10712,6 +12052,127 @@
                 <w:szCs w:val="20"/>
               </w:rPr>
               <w:t xml:space="preserve">Se agregan SEC-10 (consulta del seguimiento por la API pública) y SEC-11 (estimación de precio por la API del cotizador), el componente API pública y el índice actualizado.</w:t>
+            </w:r>
+          </w:p>
+        </w:tc>
+      </w:tr>
+      <w:tr>
+        <w:trPr>
+          <w:cantSplit/>
+        </w:trPr>
+        <w:tc>
+          <w:tcPr>
+            <w:tcW w:type="dxa" w:w="1000"/>
+            <w:tcBorders>
+              <w:top w:val="single" w:color="8496B0" w:sz="4"/>
+              <w:left w:val="single" w:color="8496B0" w:sz="4"/>
+              <w:bottom w:val="single" w:color="8496B0" w:sz="4"/>
+              <w:right w:val="single" w:color="8496B0" w:sz="4"/>
+            </w:tcBorders>
+            <w:tcMar>
+              <w:top w:type="dxa" w:w="50"/>
+              <w:left w:type="dxa" w:w="90"/>
+              <w:bottom w:type="dxa" w:w="50"/>
+              <w:right w:type="dxa" w:w="90"/>
+            </w:tcMar>
+          </w:tcPr>
+          <w:p>
+            <w:r>
+              <w:rPr>
+                <w:rFonts w:ascii="Calibri" w:cs="Calibri" w:eastAsia="Calibri" w:hAnsi="Calibri"/>
+                <w:b w:val="false"/>
+                <w:bCs w:val="false"/>
+                <w:sz w:val="20"/>
+                <w:szCs w:val="20"/>
+              </w:rPr>
+              <w:t xml:space="preserve">1.3</w:t>
+            </w:r>
+          </w:p>
+        </w:tc>
+        <w:tc>
+          <w:tcPr>
+            <w:tcW w:type="dxa" w:w="1500"/>
+            <w:tcBorders>
+              <w:top w:val="single" w:color="8496B0" w:sz="4"/>
+              <w:left w:val="single" w:color="8496B0" w:sz="4"/>
+              <w:bottom w:val="single" w:color="8496B0" w:sz="4"/>
+              <w:right w:val="single" w:color="8496B0" w:sz="4"/>
+            </w:tcBorders>
+            <w:tcMar>
+              <w:top w:type="dxa" w:w="50"/>
+              <w:left w:type="dxa" w:w="90"/>
+              <w:bottom w:type="dxa" w:w="50"/>
+              <w:right w:type="dxa" w:w="90"/>
+            </w:tcMar>
+          </w:tcPr>
+          <w:p>
+            <w:r>
+              <w:rPr>
+                <w:rFonts w:ascii="Calibri" w:cs="Calibri" w:eastAsia="Calibri" w:hAnsi="Calibri"/>
+                <w:b w:val="false"/>
+                <w:bCs w:val="false"/>
+                <w:sz w:val="20"/>
+                <w:szCs w:val="20"/>
+              </w:rPr>
+              <w:t xml:space="preserve">22-10-2026</w:t>
+            </w:r>
+          </w:p>
+        </w:tc>
+        <w:tc>
+          <w:tcPr>
+            <w:tcW w:type="dxa" w:w="2300"/>
+            <w:tcBorders>
+              <w:top w:val="single" w:color="8496B0" w:sz="4"/>
+              <w:left w:val="single" w:color="8496B0" w:sz="4"/>
+              <w:bottom w:val="single" w:color="8496B0" w:sz="4"/>
+              <w:right w:val="single" w:color="8496B0" w:sz="4"/>
+            </w:tcBorders>
+            <w:tcMar>
+              <w:top w:type="dxa" w:w="50"/>
+              <w:left w:type="dxa" w:w="90"/>
+              <w:bottom w:type="dxa" w:w="50"/>
+              <w:right w:type="dxa" w:w="90"/>
+            </w:tcMar>
+          </w:tcPr>
+          <w:p>
+            <w:r>
+              <w:rPr>
+                <w:rFonts w:ascii="Calibri" w:cs="Calibri" w:eastAsia="Calibri" w:hAnsi="Calibri"/>
+                <w:b w:val="false"/>
+                <w:bCs w:val="false"/>
+                <w:sz w:val="20"/>
+                <w:szCs w:val="20"/>
+              </w:rPr>
+              <w:t xml:space="preserve">Milko Soto</w:t>
+            </w:r>
+          </w:p>
+        </w:tc>
+        <w:tc>
+          <w:tcPr>
+            <w:tcW w:type="dxa" w:w="4560"/>
+            <w:tcBorders>
+              <w:top w:val="single" w:color="8496B0" w:sz="4"/>
+              <w:left w:val="single" w:color="8496B0" w:sz="4"/>
+              <w:bottom w:val="single" w:color="8496B0" w:sz="4"/>
+              <w:right w:val="single" w:color="8496B0" w:sz="4"/>
+            </w:tcBorders>
+            <w:tcMar>
+              <w:top w:type="dxa" w:w="50"/>
+              <w:left w:type="dxa" w:w="90"/>
+              <w:bottom w:type="dxa" w:w="50"/>
+              <w:right w:type="dxa" w:w="90"/>
+            </w:tcMar>
+          </w:tcPr>
+          <w:p>
+            <w:r>
+              <w:rPr>
+                <w:rFonts w:ascii="Calibri" w:cs="Calibri" w:eastAsia="Calibri" w:hAnsi="Calibri"/>
+                <w:b w:val="false"/>
+                <w:bCs w:val="false"/>
+                <w:sz w:val="20"/>
+                <w:szCs w:val="20"/>
+              </w:rPr>
+              <w:t xml:space="preserve">Se agrega SEC-12 (consulta de materiales a reponer por la API de disponibilidad, RF-INV-09) y se actualiza el componente API pública.</w:t>
             </w:r>
           </w:p>
         </w:tc>
@@ -11339,7 +12800,7 @@
         <w:sz w:val="16"/>
         <w:szCs w:val="16"/>
       </w:rPr>
-      <w:t xml:space="preserve">SITRAFO · SEC-01 Diagramas de Secuencia · v1.2</w:t>
+      <w:t xml:space="preserve">SITRAFO · SEC-01 Diagramas de Secuencia · v1.3</w:t>
     </w:r>
   </w:p>
 </w:hdr>
@@ -11359,7 +12820,7 @@
         <w:sz w:val="16"/>
         <w:szCs w:val="16"/>
       </w:rPr>
-      <w:t xml:space="preserve">SITRAFO · SEC-01 Diagramas de Secuencia · v1.2</w:t>
+      <w:t xml:space="preserve">SITRAFO · SEC-01 Diagramas de Secuencia · v1.3</w:t>
     </w:r>
   </w:p>
 </w:hdr>
@@ -11379,7 +12840,7 @@
         <w:sz w:val="16"/>
         <w:szCs w:val="16"/>
       </w:rPr>
-      <w:t xml:space="preserve">SITRAFO · SEC-01 Diagramas de Secuencia · v1.2</w:t>
+      <w:t xml:space="preserve">SITRAFO · SEC-01 Diagramas de Secuencia · v1.3</w:t>
     </w:r>
   </w:p>
 </w:hdr>
@@ -11399,7 +12860,7 @@
         <w:sz w:val="16"/>
         <w:szCs w:val="16"/>
       </w:rPr>
-      <w:t xml:space="preserve">SITRAFO · SEC-01 Diagramas de Secuencia · v1.2</w:t>
+      <w:t xml:space="preserve">SITRAFO · SEC-01 Diagramas de Secuencia · v1.3</w:t>
     </w:r>
   </w:p>
 </w:hdr>
@@ -11419,7 +12880,7 @@
         <w:sz w:val="16"/>
         <w:szCs w:val="16"/>
       </w:rPr>
-      <w:t xml:space="preserve">SITRAFO · SEC-01 Diagramas de Secuencia · v1.2</w:t>
+      <w:t xml:space="preserve">SITRAFO · SEC-01 Diagramas de Secuencia · v1.3</w:t>
     </w:r>
   </w:p>
 </w:hdr>
@@ -11439,7 +12900,7 @@
         <w:sz w:val="16"/>
         <w:szCs w:val="16"/>
       </w:rPr>
-      <w:t xml:space="preserve">SITRAFO · SEC-01 Diagramas de Secuencia · v1.2</w:t>
+      <w:t xml:space="preserve">SITRAFO · SEC-01 Diagramas de Secuencia · v1.3</w:t>
     </w:r>
   </w:p>
 </w:hdr>
@@ -11459,7 +12920,7 @@
         <w:sz w:val="16"/>
         <w:szCs w:val="16"/>
       </w:rPr>
-      <w:t xml:space="preserve">SITRAFO · SEC-01 Diagramas de Secuencia · v1.2</w:t>
+      <w:t xml:space="preserve">SITRAFO · SEC-01 Diagramas de Secuencia · v1.3</w:t>
     </w:r>
   </w:p>
 </w:hdr>
@@ -11479,7 +12940,7 @@
         <w:sz w:val="16"/>
         <w:szCs w:val="16"/>
       </w:rPr>
-      <w:t xml:space="preserve">SITRAFO · SEC-01 Diagramas de Secuencia · v1.2</w:t>
+      <w:t xml:space="preserve">SITRAFO · SEC-01 Diagramas de Secuencia · v1.3</w:t>
     </w:r>
   </w:p>
 </w:hdr>
@@ -11499,7 +12960,7 @@
         <w:sz w:val="16"/>
         <w:szCs w:val="16"/>
       </w:rPr>
-      <w:t xml:space="preserve">SITRAFO · SEC-01 Diagramas de Secuencia · v1.2</w:t>
+      <w:t xml:space="preserve">SITRAFO · SEC-01 Diagramas de Secuencia · v1.3</w:t>
     </w:r>
   </w:p>
 </w:hdr>
@@ -11519,7 +12980,7 @@
         <w:sz w:val="16"/>
         <w:szCs w:val="16"/>
       </w:rPr>
-      <w:t xml:space="preserve">SITRAFO · SEC-01 Diagramas de Secuencia · v1.2</w:t>
+      <w:t xml:space="preserve">SITRAFO · SEC-01 Diagramas de Secuencia · v1.3</w:t>
     </w:r>
   </w:p>
 </w:hdr>
@@ -11539,7 +13000,7 @@
         <w:sz w:val="16"/>
         <w:szCs w:val="16"/>
       </w:rPr>
-      <w:t xml:space="preserve">SITRAFO · SEC-01 Diagramas de Secuencia · v1.2</w:t>
+      <w:t xml:space="preserve">SITRAFO · SEC-01 Diagramas de Secuencia · v1.3</w:t>
     </w:r>
   </w:p>
 </w:hdr>
@@ -11559,7 +13020,7 @@
         <w:sz w:val="16"/>
         <w:szCs w:val="16"/>
       </w:rPr>
-      <w:t xml:space="preserve">SITRAFO · SEC-01 Diagramas de Secuencia · v1.2</w:t>
+      <w:t xml:space="preserve">SITRAFO · SEC-01 Diagramas de Secuencia · v1.3</w:t>
     </w:r>
   </w:p>
 </w:hdr>
@@ -11579,7 +13040,7 @@
         <w:sz w:val="16"/>
         <w:szCs w:val="16"/>
       </w:rPr>
-      <w:t xml:space="preserve">SITRAFO · SEC-01 Diagramas de Secuencia · v1.2</w:t>
+      <w:t xml:space="preserve">SITRAFO · SEC-01 Diagramas de Secuencia · v1.3</w:t>
     </w:r>
   </w:p>
 </w:hdr>
@@ -11599,7 +13060,7 @@
         <w:sz w:val="16"/>
         <w:szCs w:val="16"/>
       </w:rPr>
-      <w:t xml:space="preserve">SITRAFO · SEC-01 Diagramas de Secuencia · v1.2</w:t>
+      <w:t xml:space="preserve">SITRAFO · SEC-01 Diagramas de Secuencia · v1.3</w:t>
     </w:r>
   </w:p>
 </w:hdr>
@@ -11619,7 +13080,7 @@
         <w:sz w:val="16"/>
         <w:szCs w:val="16"/>
       </w:rPr>
-      <w:t xml:space="preserve">SITRAFO · SEC-01 Diagramas de Secuencia · v1.2</w:t>
+      <w:t xml:space="preserve">SITRAFO · SEC-01 Diagramas de Secuencia · v1.3</w:t>
     </w:r>
   </w:p>
 </w:hdr>
@@ -11639,7 +13100,7 @@
         <w:sz w:val="16"/>
         <w:szCs w:val="16"/>
       </w:rPr>
-      <w:t xml:space="preserve">SITRAFO · SEC-01 Diagramas de Secuencia · v1.2</w:t>
+      <w:t xml:space="preserve">SITRAFO · SEC-01 Diagramas de Secuencia · v1.3</w:t>
     </w:r>
   </w:p>
 </w:hdr>
@@ -11659,7 +13120,7 @@
         <w:sz w:val="16"/>
         <w:szCs w:val="16"/>
       </w:rPr>
-      <w:t xml:space="preserve">SITRAFO · SEC-01 Diagramas de Secuencia · v1.2</w:t>
+      <w:t xml:space="preserve">SITRAFO · SEC-01 Diagramas de Secuencia · v1.3</w:t>
     </w:r>
   </w:p>
 </w:hdr>
@@ -11679,7 +13140,7 @@
         <w:sz w:val="16"/>
         <w:szCs w:val="16"/>
       </w:rPr>
-      <w:t xml:space="preserve">SITRAFO · SEC-01 Diagramas de Secuencia · v1.2</w:t>
+      <w:t xml:space="preserve">SITRAFO · SEC-01 Diagramas de Secuencia · v1.3</w:t>
     </w:r>
   </w:p>
 </w:hdr>
@@ -11699,7 +13160,7 @@
         <w:sz w:val="16"/>
         <w:szCs w:val="16"/>
       </w:rPr>
-      <w:t xml:space="preserve">SITRAFO · SEC-01 Diagramas de Secuencia · v1.2</w:t>
+      <w:t xml:space="preserve">SITRAFO · SEC-01 Diagramas de Secuencia · v1.3</w:t>
     </w:r>
   </w:p>
 </w:hdr>

--- a/Fase 2/Evidencias Proyecto/Evidencias de documentación/3. Análisis y diseño/SITRAFO_SEC-01_Diagramas_de_Secuencia.docx
+++ b/Fase 2/Evidencias Proyecto/Evidencias de documentación/3. Análisis y diseño/SITRAFO_SEC-01_Diagramas_de_Secuencia.docx
@@ -5264,7 +5264,7 @@
           <wp:inline distT="0" distB="0" distL="0" distR="0">
             <wp:extent cx="5943600" cy="6657975"/>
             <wp:effectExtent t="0" r="0" b="0" l="0"/>
-            <wp:docPr id="1" name="Figura 1. Diagrama de secuencia SEC-01: ingreso a la aplicación de escritorio." descr="Figura 1. Diagrama de secuencia SEC-01: ingreso a la aplicación de escritorio." title="Figura 1. Diagrama de secuencia SEC-01: ingreso a la aplicación de escritorio."/>
+            <wp:docPr id="1" name="Figura 1" descr="Figura 1. Diagrama de secuencia SEC-01: ingreso a la aplicación de escritorio." title="Figura 1. Diagrama de secuencia SEC-01: ingreso a la aplicación de escritorio."/>
             <wp:cNvGraphicFramePr>
               <a:graphicFrameLocks xmlns:a="http://schemas.openxmlformats.org/drawingml/2006/main" noChangeAspect="1"/>
             </wp:cNvGraphicFramePr>
@@ -5272,7 +5272,7 @@
               <a:graphicData uri="http://schemas.openxmlformats.org/drawingml/2006/picture">
                 <pic:pic xmlns:pic="http://schemas.openxmlformats.org/drawingml/2006/picture">
                   <pic:nvPicPr>
-                    <pic:cNvPr id="0" name="" descr=""/>
+                    <pic:cNvPr id="1" name="Figura 1" descr=""/>
                     <pic:cNvPicPr>
                       <a:picLocks noChangeAspect="1" noChangeArrowheads="1"/>
                     </pic:cNvPicPr>
@@ -5824,7 +5824,7 @@
           <wp:inline distT="0" distB="0" distL="0" distR="0">
             <wp:extent cx="7134225" cy="5391150"/>
             <wp:effectExtent t="0" r="0" b="0" l="0"/>
-            <wp:docPr id="1" name="Figura 2. Diagrama de secuencia SEC-02: solicitud de presupuesto desde la web." descr="Figura 2. Diagrama de secuencia SEC-02: solicitud de presupuesto desde la web." title="Figura 2. Diagrama de secuencia SEC-02: solicitud de presupuesto desde la web."/>
+            <wp:docPr id="2" name="Figura 2" descr="Figura 2. Diagrama de secuencia SEC-02: solicitud de presupuesto desde la web." title="Figura 2. Diagrama de secuencia SEC-02: solicitud de presupuesto desde la web."/>
             <wp:cNvGraphicFramePr>
               <a:graphicFrameLocks xmlns:a="http://schemas.openxmlformats.org/drawingml/2006/main" noChangeAspect="1"/>
             </wp:cNvGraphicFramePr>
@@ -5832,7 +5832,7 @@
               <a:graphicData uri="http://schemas.openxmlformats.org/drawingml/2006/picture">
                 <pic:pic xmlns:pic="http://schemas.openxmlformats.org/drawingml/2006/picture">
                   <pic:nvPicPr>
-                    <pic:cNvPr id="0" name="" descr=""/>
+                    <pic:cNvPr id="2" name="Figura 2" descr=""/>
                     <pic:cNvPicPr>
                       <a:picLocks noChangeAspect="1" noChangeArrowheads="1"/>
                     </pic:cNvPicPr>
@@ -6384,7 +6384,7 @@
           <wp:inline distT="0" distB="0" distL="0" distR="0">
             <wp:extent cx="5286375" cy="5391150"/>
             <wp:effectExtent t="0" r="0" b="0" l="0"/>
-            <wp:docPr id="1" name="Figura 3. Diagrama de secuencia SEC-03: elaboración y emisión de la cotización." descr="Figura 3. Diagrama de secuencia SEC-03: elaboración y emisión de la cotización." title="Figura 3. Diagrama de secuencia SEC-03: elaboración y emisión de la cotización."/>
+            <wp:docPr id="3" name="Figura 3" descr="Figura 3. Diagrama de secuencia SEC-03: elaboración y emisión de la cotización." title="Figura 3. Diagrama de secuencia SEC-03: elaboración y emisión de la cotización."/>
             <wp:cNvGraphicFramePr>
               <a:graphicFrameLocks xmlns:a="http://schemas.openxmlformats.org/drawingml/2006/main" noChangeAspect="1"/>
             </wp:cNvGraphicFramePr>
@@ -6392,7 +6392,7 @@
               <a:graphicData uri="http://schemas.openxmlformats.org/drawingml/2006/picture">
                 <pic:pic xmlns:pic="http://schemas.openxmlformats.org/drawingml/2006/picture">
                   <pic:nvPicPr>
-                    <pic:cNvPr id="0" name="" descr=""/>
+                    <pic:cNvPr id="3" name="Figura 3" descr=""/>
                     <pic:cNvPicPr>
                       <a:picLocks noChangeAspect="1" noChangeArrowheads="1"/>
                     </pic:cNvPicPr>
@@ -6931,7 +6931,7 @@
           <wp:inline distT="0" distB="0" distL="0" distR="0">
             <wp:extent cx="7105650" cy="5391150"/>
             <wp:effectExtent t="0" r="0" b="0" l="0"/>
-            <wp:docPr id="1" name="Figura 4. Diagrama de secuencia SEC-04: aceptación y generación automática de la orden de compra." descr="Figura 4. Diagrama de secuencia SEC-04: aceptación y generación automática de la orden de compra." title="Figura 4. Diagrama de secuencia SEC-04: aceptación y generación automática de la orden de compra."/>
+            <wp:docPr id="4" name="Figura 4" descr="Figura 4. Diagrama de secuencia SEC-04: aceptación y generación automática de la orden de compra." title="Figura 4. Diagrama de secuencia SEC-04: aceptación y generación automática de la orden de compra."/>
             <wp:cNvGraphicFramePr>
               <a:graphicFrameLocks xmlns:a="http://schemas.openxmlformats.org/drawingml/2006/main" noChangeAspect="1"/>
             </wp:cNvGraphicFramePr>
@@ -6939,7 +6939,7 @@
               <a:graphicData uri="http://schemas.openxmlformats.org/drawingml/2006/picture">
                 <pic:pic xmlns:pic="http://schemas.openxmlformats.org/drawingml/2006/picture">
                   <pic:nvPicPr>
-                    <pic:cNvPr id="0" name="" descr=""/>
+                    <pic:cNvPr id="4" name="Figura 4" descr=""/>
                     <pic:cNvPicPr>
                       <a:picLocks noChangeAspect="1" noChangeArrowheads="1"/>
                     </pic:cNvPicPr>
@@ -7491,7 +7491,7 @@
           <wp:inline distT="0" distB="0" distL="0" distR="0">
             <wp:extent cx="5943600" cy="6267450"/>
             <wp:effectExtent t="0" r="0" b="0" l="0"/>
-            <wp:docPr id="1" name="Figura 5. Diagrama de secuencia SEC-05: pago del anticipo y confirmación automática de la orden." descr="Figura 5. Diagrama de secuencia SEC-05: pago del anticipo y confirmación automática de la orden." title="Figura 5. Diagrama de secuencia SEC-05: pago del anticipo y confirmación automática de la orden."/>
+            <wp:docPr id="5" name="Figura 5" descr="Figura 5. Diagrama de secuencia SEC-05: pago del anticipo y confirmación automática de la orden." title="Figura 5. Diagrama de secuencia SEC-05: pago del anticipo y confirmación automática de la orden."/>
             <wp:cNvGraphicFramePr>
               <a:graphicFrameLocks xmlns:a="http://schemas.openxmlformats.org/drawingml/2006/main" noChangeAspect="1"/>
             </wp:cNvGraphicFramePr>
@@ -7499,7 +7499,7 @@
               <a:graphicData uri="http://schemas.openxmlformats.org/drawingml/2006/picture">
                 <pic:pic xmlns:pic="http://schemas.openxmlformats.org/drawingml/2006/picture">
                   <pic:nvPicPr>
-                    <pic:cNvPr id="0" name="" descr=""/>
+                    <pic:cNvPr id="5" name="Figura 5" descr=""/>
                     <pic:cNvPicPr>
                       <a:picLocks noChangeAspect="1" noChangeArrowheads="1"/>
                     </pic:cNvPicPr>
@@ -8051,7 +8051,7 @@
           <wp:inline distT="0" distB="0" distL="0" distR="0">
             <wp:extent cx="5905500" cy="7315200"/>
             <wp:effectExtent t="0" r="0" b="0" l="0"/>
-            <wp:docPr id="1" name="Figura 6. Diagrama de secuencia SEC-06: generación y ejecución de la orden de trabajo." descr="Figura 6. Diagrama de secuencia SEC-06: generación y ejecución de la orden de trabajo." title="Figura 6. Diagrama de secuencia SEC-06: generación y ejecución de la orden de trabajo."/>
+            <wp:docPr id="6" name="Figura 6" descr="Figura 6. Diagrama de secuencia SEC-06: generación y ejecución de la orden de trabajo." title="Figura 6. Diagrama de secuencia SEC-06: generación y ejecución de la orden de trabajo."/>
             <wp:cNvGraphicFramePr>
               <a:graphicFrameLocks xmlns:a="http://schemas.openxmlformats.org/drawingml/2006/main" noChangeAspect="1"/>
             </wp:cNvGraphicFramePr>
@@ -8059,7 +8059,7 @@
               <a:graphicData uri="http://schemas.openxmlformats.org/drawingml/2006/picture">
                 <pic:pic xmlns:pic="http://schemas.openxmlformats.org/drawingml/2006/picture">
                   <pic:nvPicPr>
-                    <pic:cNvPr id="0" name="" descr=""/>
+                    <pic:cNvPr id="6" name="Figura 6" descr=""/>
                     <pic:cNvPicPr>
                       <a:picLocks noChangeAspect="1" noChangeArrowheads="1"/>
                     </pic:cNvPicPr>
@@ -8637,7 +8637,7 @@
           <wp:inline distT="0" distB="0" distL="0" distR="0">
             <wp:extent cx="5943600" cy="6457950"/>
             <wp:effectExtent t="0" r="0" b="0" l="0"/>
-            <wp:docPr id="1" name="Figura 7. Diagrama de secuencia SEC-07: control de calidad y cierre de la orden de trabajo." descr="Figura 7. Diagrama de secuencia SEC-07: control de calidad y cierre de la orden de trabajo." title="Figura 7. Diagrama de secuencia SEC-07: control de calidad y cierre de la orden de trabajo."/>
+            <wp:docPr id="7" name="Figura 7" descr="Figura 7. Diagrama de secuencia SEC-07: control de calidad y cierre de la orden de trabajo." title="Figura 7. Diagrama de secuencia SEC-07: control de calidad y cierre de la orden de trabajo."/>
             <wp:cNvGraphicFramePr>
               <a:graphicFrameLocks xmlns:a="http://schemas.openxmlformats.org/drawingml/2006/main" noChangeAspect="1"/>
             </wp:cNvGraphicFramePr>
@@ -8645,7 +8645,7 @@
               <a:graphicData uri="http://schemas.openxmlformats.org/drawingml/2006/picture">
                 <pic:pic xmlns:pic="http://schemas.openxmlformats.org/drawingml/2006/picture">
                   <pic:nvPicPr>
-                    <pic:cNvPr id="0" name="" descr=""/>
+                    <pic:cNvPr id="7" name="Figura 7" descr=""/>
                     <pic:cNvPicPr>
                       <a:picLocks noChangeAspect="1" noChangeArrowheads="1"/>
                     </pic:cNvPicPr>
@@ -9210,7 +9210,7 @@
           <wp:inline distT="0" distB="0" distL="0" distR="0">
             <wp:extent cx="5943600" cy="6619875"/>
             <wp:effectExtent t="0" r="0" b="0" l="0"/>
-            <wp:docPr id="1" name="Figura 8. Diagrama de secuencia SEC-08: tareas automáticas diarias." descr="Figura 8. Diagrama de secuencia SEC-08: tareas automáticas diarias." title="Figura 8. Diagrama de secuencia SEC-08: tareas automáticas diarias."/>
+            <wp:docPr id="8" name="Figura 8" descr="Figura 8. Diagrama de secuencia SEC-08: tareas automáticas diarias." title="Figura 8. Diagrama de secuencia SEC-08: tareas automáticas diarias."/>
             <wp:cNvGraphicFramePr>
               <a:graphicFrameLocks xmlns:a="http://schemas.openxmlformats.org/drawingml/2006/main" noChangeAspect="1"/>
             </wp:cNvGraphicFramePr>
@@ -9218,7 +9218,7 @@
               <a:graphicData uri="http://schemas.openxmlformats.org/drawingml/2006/picture">
                 <pic:pic xmlns:pic="http://schemas.openxmlformats.org/drawingml/2006/picture">
                   <pic:nvPicPr>
-                    <pic:cNvPr id="0" name="" descr=""/>
+                    <pic:cNvPr id="8" name="Figura 8" descr=""/>
                     <pic:cNvPicPr>
                       <a:picLocks noChangeAspect="1" noChangeArrowheads="1"/>
                     </pic:cNvPicPr>
@@ -9757,7 +9757,7 @@
           <wp:inline distT="0" distB="0" distL="0" distR="0">
             <wp:extent cx="8229600" cy="4943475"/>
             <wp:effectExtent t="0" r="0" b="0" l="0"/>
-            <wp:docPr id="1" name="Figura 9. Diagrama de secuencia SEC-09: administración del canal web desde el escritorio." descr="Figura 9. Diagrama de secuencia SEC-09: administración del canal web desde el escritorio." title="Figura 9. Diagrama de secuencia SEC-09: administración del canal web desde el escritorio."/>
+            <wp:docPr id="9" name="Figura 9" descr="Figura 9. Diagrama de secuencia SEC-09: administración del canal web desde el escritorio." title="Figura 9. Diagrama de secuencia SEC-09: administración del canal web desde el escritorio."/>
             <wp:cNvGraphicFramePr>
               <a:graphicFrameLocks xmlns:a="http://schemas.openxmlformats.org/drawingml/2006/main" noChangeAspect="1"/>
             </wp:cNvGraphicFramePr>
@@ -9765,7 +9765,7 @@
               <a:graphicData uri="http://schemas.openxmlformats.org/drawingml/2006/picture">
                 <pic:pic xmlns:pic="http://schemas.openxmlformats.org/drawingml/2006/picture">
                   <pic:nvPicPr>
-                    <pic:cNvPr id="0" name="" descr=""/>
+                    <pic:cNvPr id="9" name="Figura 9" descr=""/>
                     <pic:cNvPicPr>
                       <a:picLocks noChangeAspect="1" noChangeArrowheads="1"/>
                     </pic:cNvPicPr>
@@ -10330,7 +10330,7 @@
           <wp:inline distT="0" distB="0" distL="0" distR="0">
             <wp:extent cx="7655441" cy="5486399"/>
             <wp:effectExtent t="0" r="0" b="0" l="0"/>
-            <wp:docPr id="1" name="Figura 9. Diagrama de secuencia SEC-09: administración del canal web desde el escritorio." descr="Figura 10. Diagrama de secuencia SEC-10: consulta del seguimiento de un pedido por la API pública." title="Figura 10. Diagrama de secuencia SEC-10: consulta del seguimiento de un pedido por la API pública."/>
+            <wp:docPr id="10" name="Figura 10" descr="Figura 10. Diagrama de secuencia SEC-10: consulta del seguimiento de un pedido por la API pública." title="Figura 10. Diagrama de secuencia SEC-10: consulta del seguimiento de un pedido por la API pública."/>
             <wp:cNvGraphicFramePr>
               <a:graphicFrameLocks xmlns:a="http://schemas.openxmlformats.org/drawingml/2006/main" noChangeAspect="1"/>
             </wp:cNvGraphicFramePr>
@@ -10338,7 +10338,7 @@
               <a:graphicData uri="http://schemas.openxmlformats.org/drawingml/2006/picture">
                 <pic:pic xmlns:pic="http://schemas.openxmlformats.org/drawingml/2006/picture">
                   <pic:nvPicPr>
-                    <pic:cNvPr id="0" name="" descr=""/>
+                    <pic:cNvPr id="10" name="Figura 10" descr=""/>
                     <pic:cNvPicPr>
                       <a:picLocks noChangeAspect="1" noChangeArrowheads="1"/>
                     </pic:cNvPicPr>
@@ -10903,7 +10903,7 @@
           <wp:inline distT="0" distB="0" distL="0" distR="0">
             <wp:extent cx="8229600" cy="5347206"/>
             <wp:effectExtent t="0" r="0" b="0" l="0"/>
-            <wp:docPr id="1" name="Figura 9. Diagrama de secuencia SEC-09: administración del canal web desde el escritorio." descr="Figura 11. Diagrama de secuencia SEC-11: estimación de precio por la API del cotizador." title="Figura 11. Diagrama de secuencia SEC-11: estimación de precio por la API del cotizador."/>
+            <wp:docPr id="11" name="Figura 11" descr="Figura 11. Diagrama de secuencia SEC-11: estimación de precio por la API del cotizador." title="Figura 11. Diagrama de secuencia SEC-11: estimación de precio por la API del cotizador."/>
             <wp:cNvGraphicFramePr>
               <a:graphicFrameLocks xmlns:a="http://schemas.openxmlformats.org/drawingml/2006/main" noChangeAspect="1"/>
             </wp:cNvGraphicFramePr>
@@ -10911,13 +10911,13 @@
               <a:graphicData uri="http://schemas.openxmlformats.org/drawingml/2006/picture">
                 <pic:pic xmlns:pic="http://schemas.openxmlformats.org/drawingml/2006/picture">
                   <pic:nvPicPr>
-                    <pic:cNvPr id="0" name="" descr=""/>
+                    <pic:cNvPr id="11" name="Figura 11" descr=""/>
                     <pic:cNvPicPr>
                       <a:picLocks noChangeAspect="1" noChangeArrowheads="1"/>
                     </pic:cNvPicPr>
                   </pic:nvPicPr>
                   <pic:blipFill>
-                    <a:blip r:embed="rId56" cstate="none"/>
+                    <a:blip r:embed="rId57" cstate="none"/>
                     <a:srcRect/>
                     <a:stretch>
                       <a:fillRect/>
@@ -11476,7 +11476,7 @@
           <wp:inline distT="0" distB="0" distL="0" distR="0">
             <wp:extent cx="7028020" cy="5347206"/>
             <wp:effectExtent t="0" r="0" b="0" l="0"/>
-            <wp:docPr id="1" name="Figura 9. Diagrama de secuencia SEC-09: administración del canal web desde el escritorio." descr="Figura 11. Diagrama de secuencia SEC-11: estimación de precio por la API del cotizador." title="Figura 11. Diagrama de secuencia SEC-11: estimación de precio por la API del cotizador."/>
+            <wp:docPr id="12" name="Figura 12" descr="Figura 12. Diagrama de secuencia SEC-12: consulta de materiales a reponer por la API de disponibilidad." title="Figura 12. Diagrama de secuencia SEC-12: consulta de materiales a reponer por la API de disponibilidad."/>
             <wp:cNvGraphicFramePr>
               <a:graphicFrameLocks xmlns:a="http://schemas.openxmlformats.org/drawingml/2006/main" noChangeAspect="1"/>
             </wp:cNvGraphicFramePr>
@@ -11484,7 +11484,7 @@
               <a:graphicData uri="http://schemas.openxmlformats.org/drawingml/2006/picture">
                 <pic:pic xmlns:pic="http://schemas.openxmlformats.org/drawingml/2006/picture">
                   <pic:nvPicPr>
-                    <pic:cNvPr id="0" name="" descr=""/>
+                    <pic:cNvPr id="12" name="Figura 12" descr=""/>
                     <pic:cNvPicPr>
                       <a:picLocks noChangeAspect="1" noChangeArrowheads="1"/>
                     </pic:cNvPicPr>
